--- a/task_assignment/task_assignment.docx
+++ b/task_assignment/task_assignment.docx
@@ -9,8 +9,6 @@
           <w:rFonts w:ascii="Times New Roman" w:hAnsi="Times New Roman" w:cs="Times New Roman"/>
           <w:b/>
           <w:bCs/>
-          <w:sz w:val="28"/>
-          <w:szCs w:val="28"/>
         </w:rPr>
       </w:pPr>
       <w:r>
@@ -18,20 +16,16 @@
           <w:rFonts w:ascii="Times New Roman" w:hAnsi="Times New Roman" w:cs="Times New Roman"/>
           <w:b/>
           <w:bCs/>
-          <w:sz w:val="28"/>
-          <w:szCs w:val="28"/>
-        </w:rPr>
-        <w:t>PHÂN CÔNG NHIỆM VỤ</w:t>
+        </w:rPr>
+        <w:t xml:space="preserve">PHÂN CÔNG NHIỆM </w:t>
       </w:r>
       <w:r>
         <w:rPr>
           <w:rFonts w:ascii="Times New Roman" w:hAnsi="Times New Roman" w:cs="Times New Roman"/>
           <w:b/>
           <w:bCs/>
-          <w:sz w:val="28"/>
-          <w:szCs w:val="28"/>
-        </w:rPr>
-        <w:t xml:space="preserve"> PROJECT</w:t>
+        </w:rPr>
+        <w:t xml:space="preserve">VỤ </w:t>
       </w:r>
     </w:p>
     <w:p>
@@ -46,7 +40,7 @@
           <w:b/>
           <w:bCs/>
         </w:rPr>
-        <w:t xml:space="preserve">- </w:t>
+        <w:t xml:space="preserve">Tên </w:t>
       </w:r>
       <w:r>
         <w:rPr>
@@ -54,77 +48,59 @@
           <w:b/>
           <w:bCs/>
         </w:rPr>
-        <w:t>Thành viên 1:</w:t>
-      </w:r>
-    </w:p>
-    <w:p>
-      <w:pPr>
-        <w:rPr>
-          <w:rFonts w:ascii="Times New Roman" w:hAnsi="Times New Roman" w:cs="Times New Roman"/>
-        </w:rPr>
-      </w:pPr>
+        <w:t>dự án</w:t>
+      </w:r>
       <w:r>
         <w:rPr>
           <w:rFonts w:ascii="Times New Roman" w:hAnsi="Times New Roman" w:cs="Times New Roman"/>
           <w:b/>
           <w:bCs/>
         </w:rPr>
-        <w:t xml:space="preserve"> + </w:t>
-      </w:r>
+        <w:t>:</w:t>
+      </w:r>
+      <w:r>
+        <w:rPr>
+          <w:rFonts w:ascii="Times New Roman" w:hAnsi="Times New Roman" w:cs="Times New Roman"/>
+        </w:rPr>
+        <w:t xml:space="preserve"> Phone Book Management System</w:t>
+      </w:r>
+    </w:p>
+    <w:p>
+      <w:pPr>
+        <w:rPr>
+          <w:rFonts w:ascii="Times New Roman" w:hAnsi="Times New Roman" w:cs="Times New Roman"/>
+        </w:rPr>
+      </w:pPr>
       <w:r>
         <w:rPr>
           <w:rFonts w:ascii="Times New Roman" w:hAnsi="Times New Roman" w:cs="Times New Roman"/>
           <w:b/>
           <w:bCs/>
         </w:rPr>
-        <w:t>Phụ trách:</w:t>
-      </w:r>
-      <w:r>
-        <w:rPr>
-          <w:rFonts w:ascii="Times New Roman" w:hAnsi="Times New Roman" w:cs="Times New Roman"/>
-        </w:rPr>
-        <w:t xml:space="preserve"> 1. Functional Requirements </w:t>
-      </w:r>
-      <w:r>
-        <w:rPr>
-          <w:rFonts w:ascii="Times New Roman" w:hAnsi="Times New Roman" w:cs="Times New Roman"/>
-        </w:rPr>
-        <w:t>và</w:t>
-      </w:r>
-      <w:r>
-        <w:rPr>
-          <w:rFonts w:ascii="Times New Roman" w:hAnsi="Times New Roman" w:cs="Times New Roman"/>
-        </w:rPr>
-        <w:t xml:space="preserve"> 2. Non-Functional Requirements</w:t>
-      </w:r>
-    </w:p>
-    <w:p>
-      <w:pPr>
-        <w:rPr>
-          <w:rFonts w:ascii="Times New Roman" w:hAnsi="Times New Roman" w:cs="Times New Roman"/>
-        </w:rPr>
-      </w:pPr>
-      <w:r>
+        <w:t xml:space="preserve">Nhóm 09: </w:t>
+      </w:r>
+      <w:r>
+        <w:rPr>
+          <w:rFonts w:ascii="Times New Roman" w:hAnsi="Times New Roman" w:cs="Times New Roman"/>
+        </w:rPr>
+        <w:t>5 Thành viên</w:t>
+      </w:r>
+    </w:p>
+    <w:p>
+      <w:pPr>
         <w:rPr>
           <w:rFonts w:ascii="Times New Roman" w:hAnsi="Times New Roman" w:cs="Times New Roman"/>
           <w:b/>
           <w:bCs/>
         </w:rPr>
-        <w:t xml:space="preserve">+ </w:t>
-      </w:r>
+      </w:pPr>
       <w:r>
         <w:rPr>
           <w:rFonts w:ascii="Times New Roman" w:hAnsi="Times New Roman" w:cs="Times New Roman"/>
           <w:b/>
           <w:bCs/>
         </w:rPr>
-        <w:t>Nhiệm vụ:</w:t>
-      </w:r>
-      <w:r>
-        <w:rPr>
-          <w:rFonts w:ascii="Times New Roman" w:hAnsi="Times New Roman" w:cs="Times New Roman"/>
-        </w:rPr>
-        <w:t xml:space="preserve"> Liệt kê toàn bộ các tính năng của hệ thống (chức năng người dùng, quản trị...) và các yêu cầu phi chức năng (bảo mật, hiệu năng, giao diện...).</w:t>
+        <w:t xml:space="preserve">GIAI ĐOẠN 1: PHÂN TÍCH VÀ THIẾT KẾ </w:t>
       </w:r>
     </w:p>
     <w:p>
@@ -139,7 +115,7 @@
           <w:b/>
           <w:bCs/>
         </w:rPr>
-        <w:t xml:space="preserve">- </w:t>
+        <w:t>1</w:t>
       </w:r>
       <w:r>
         <w:rPr>
@@ -147,36 +123,118 @@
           <w:b/>
           <w:bCs/>
         </w:rPr>
-        <w:t>Thành viên 2:</w:t>
-      </w:r>
-    </w:p>
-    <w:p>
-      <w:pPr>
-        <w:rPr>
-          <w:rFonts w:ascii="Times New Roman" w:hAnsi="Times New Roman" w:cs="Times New Roman"/>
-        </w:rPr>
-      </w:pPr>
-      <w:r>
+        <w:t>. Tiêu chí đánh giá mức độ hoàn thành (%):</w:t>
+      </w:r>
+    </w:p>
+    <w:p>
+      <w:pPr>
+        <w:rPr>
+          <w:rFonts w:ascii="Times New Roman" w:hAnsi="Times New Roman" w:cs="Times New Roman"/>
+        </w:rPr>
+      </w:pPr>
+      <w:r>
+        <w:rPr>
+          <w:rFonts w:ascii="Times New Roman" w:hAnsi="Times New Roman" w:cs="Times New Roman"/>
+        </w:rPr>
+        <w:t xml:space="preserve">- </w:t>
+      </w:r>
+      <w:r>
+        <w:rPr>
+          <w:rFonts w:ascii="Times New Roman" w:hAnsi="Times New Roman" w:cs="Times New Roman"/>
+        </w:rPr>
+        <w:t>Mức 100%: Hoàn thành đúng hạn, đúng yêu cầu đặc tả, chất lượng tốt.</w:t>
+      </w:r>
+    </w:p>
+    <w:p>
+      <w:pPr>
+        <w:rPr>
+          <w:rFonts w:ascii="Times New Roman" w:hAnsi="Times New Roman" w:cs="Times New Roman"/>
+        </w:rPr>
+      </w:pPr>
+      <w:r>
+        <w:rPr>
+          <w:rFonts w:ascii="Times New Roman" w:hAnsi="Times New Roman" w:cs="Times New Roman"/>
+        </w:rPr>
+        <w:t xml:space="preserve">- </w:t>
+      </w:r>
+      <w:r>
+        <w:rPr>
+          <w:rFonts w:ascii="Times New Roman" w:hAnsi="Times New Roman" w:cs="Times New Roman"/>
+        </w:rPr>
+        <w:t>Mức 80% - 90%: Hoàn thành đúng hạn nhưng có lỗi cần sửa</w:t>
+      </w:r>
+      <w:r>
+        <w:rPr>
+          <w:rFonts w:ascii="Times New Roman" w:hAnsi="Times New Roman" w:cs="Times New Roman"/>
+        </w:rPr>
+        <w:t>.</w:t>
+      </w:r>
+    </w:p>
+    <w:p>
+      <w:pPr>
+        <w:rPr>
+          <w:rFonts w:ascii="Times New Roman" w:hAnsi="Times New Roman" w:cs="Times New Roman"/>
+        </w:rPr>
+      </w:pPr>
+      <w:r>
+        <w:rPr>
+          <w:rFonts w:ascii="Times New Roman" w:hAnsi="Times New Roman" w:cs="Times New Roman"/>
+        </w:rPr>
+        <w:t xml:space="preserve">- </w:t>
+      </w:r>
+      <w:r>
+        <w:rPr>
+          <w:rFonts w:ascii="Times New Roman" w:hAnsi="Times New Roman" w:cs="Times New Roman"/>
+        </w:rPr>
+        <w:t>Mức 50% - 70%: Hoàn thành thiếu sót nhiều nội dung</w:t>
+      </w:r>
+      <w:r>
+        <w:rPr>
+          <w:rFonts w:ascii="Times New Roman" w:hAnsi="Times New Roman" w:cs="Times New Roman"/>
+        </w:rPr>
+        <w:t>,</w:t>
+      </w:r>
+      <w:r>
+        <w:rPr>
+          <w:rFonts w:ascii="Times New Roman" w:hAnsi="Times New Roman" w:cs="Times New Roman"/>
+        </w:rPr>
+        <w:t xml:space="preserve"> trễ hạn.</w:t>
+      </w:r>
+    </w:p>
+    <w:p>
+      <w:pPr>
+        <w:rPr>
+          <w:rFonts w:ascii="Times New Roman" w:hAnsi="Times New Roman" w:cs="Times New Roman"/>
+        </w:rPr>
+      </w:pPr>
+      <w:r>
+        <w:rPr>
+          <w:rFonts w:ascii="Times New Roman" w:hAnsi="Times New Roman" w:cs="Times New Roman"/>
+        </w:rPr>
+        <w:t xml:space="preserve">- </w:t>
+      </w:r>
+      <w:r>
+        <w:rPr>
+          <w:rFonts w:ascii="Times New Roman" w:hAnsi="Times New Roman" w:cs="Times New Roman"/>
+        </w:rPr>
+        <w:t>Mức dưới 50% hoặc 0%: Không nộp bài hoặc không thực hiện nhiệm vụ.</w:t>
+      </w:r>
+    </w:p>
+    <w:p>
+      <w:pPr>
         <w:rPr>
           <w:rFonts w:ascii="Times New Roman" w:hAnsi="Times New Roman" w:cs="Times New Roman"/>
           <w:b/>
           <w:bCs/>
         </w:rPr>
-        <w:t xml:space="preserve">+ </w:t>
-      </w:r>
+      </w:pPr>
       <w:r>
         <w:rPr>
           <w:rFonts w:ascii="Times New Roman" w:hAnsi="Times New Roman" w:cs="Times New Roman"/>
           <w:b/>
           <w:bCs/>
         </w:rPr>
-        <w:t>Phụ trách:</w:t>
-      </w:r>
-      <w:r>
-        <w:rPr>
-          <w:rFonts w:ascii="Times New Roman" w:hAnsi="Times New Roman" w:cs="Times New Roman"/>
-        </w:rPr>
-        <w:t xml:space="preserve"> 3. Data Flow Diagram (DFD)</w:t>
+        <w:t xml:space="preserve">2. Phân công và đánh giá </w:t>
       </w:r>
     </w:p>
     <w:p>
@@ -191,7 +249,7 @@
           <w:b/>
           <w:bCs/>
         </w:rPr>
-        <w:t xml:space="preserve">+ </w:t>
+        <w:t>Nguyễn Gia Huy</w:t>
       </w:r>
       <w:r>
         <w:rPr>
@@ -199,34 +257,15 @@
           <w:b/>
           <w:bCs/>
         </w:rPr>
-        <w:t>Nhiệm vụ:</w:t>
-      </w:r>
-      <w:r>
-        <w:rPr>
-          <w:rFonts w:ascii="Times New Roman" w:hAnsi="Times New Roman" w:cs="Times New Roman"/>
-        </w:rPr>
-        <w:t xml:space="preserve"> Vẽ sơ đồ luồng dữ liệu của hệ thống (</w:t>
-      </w:r>
-      <w:r>
-        <w:rPr>
-          <w:rFonts w:ascii="Times New Roman" w:hAnsi="Times New Roman" w:cs="Times New Roman"/>
-        </w:rPr>
-        <w:t>level 0 và 1)</w:t>
-      </w:r>
-    </w:p>
-    <w:p>
-      <w:pPr>
-        <w:rPr>
-          <w:rFonts w:ascii="Times New Roman" w:hAnsi="Times New Roman" w:cs="Times New Roman"/>
-        </w:rPr>
-      </w:pPr>
+        <w:t xml:space="preserve"> - </w:t>
+      </w:r>
       <w:r>
         <w:rPr>
           <w:rFonts w:ascii="Times New Roman" w:hAnsi="Times New Roman" w:cs="Times New Roman"/>
           <w:b/>
           <w:bCs/>
         </w:rPr>
-        <w:t xml:space="preserve">- </w:t>
+        <w:t>075207011859</w:t>
       </w:r>
       <w:r>
         <w:rPr>
@@ -234,51 +273,212 @@
           <w:b/>
           <w:bCs/>
         </w:rPr>
-        <w:t>Thành viên 3:</w:t>
-      </w:r>
-    </w:p>
-    <w:p>
-      <w:pPr>
-        <w:rPr>
-          <w:rFonts w:ascii="Times New Roman" w:hAnsi="Times New Roman" w:cs="Times New Roman"/>
-        </w:rPr>
-      </w:pPr>
+        <w:t>:</w:t>
+      </w:r>
       <w:r>
         <w:rPr>
           <w:rFonts w:ascii="Times New Roman" w:hAnsi="Times New Roman" w:cs="Times New Roman"/>
           <w:b/>
           <w:bCs/>
         </w:rPr>
-        <w:t xml:space="preserve">+ </w:t>
-      </w:r>
+        <w:t xml:space="preserve"> (Trưởng nhóm)</w:t>
+      </w:r>
+    </w:p>
+    <w:p>
+      <w:pPr>
+        <w:rPr>
+          <w:rFonts w:ascii="Times New Roman" w:hAnsi="Times New Roman" w:cs="Times New Roman"/>
+        </w:rPr>
+      </w:pPr>
+      <w:r>
+        <w:rPr>
+          <w:rFonts w:ascii="Times New Roman" w:hAnsi="Times New Roman" w:cs="Times New Roman"/>
+        </w:rPr>
+        <w:t xml:space="preserve">- </w:t>
+      </w:r>
+      <w:r>
+        <w:rPr>
+          <w:rFonts w:ascii="Times New Roman" w:hAnsi="Times New Roman" w:cs="Times New Roman"/>
+        </w:rPr>
+        <w:t>Phụ trách: 1. Functional Requirements</w:t>
+      </w:r>
+      <w:r>
+        <w:rPr>
+          <w:rFonts w:ascii="Times New Roman" w:hAnsi="Times New Roman" w:cs="Times New Roman"/>
+        </w:rPr>
+        <w:t>,</w:t>
+      </w:r>
+      <w:r>
+        <w:rPr>
+          <w:rFonts w:ascii="Times New Roman" w:hAnsi="Times New Roman" w:cs="Times New Roman"/>
+        </w:rPr>
+        <w:t xml:space="preserve"> 2. Non-Functional Requirements</w:t>
+      </w:r>
+      <w:r>
+        <w:rPr>
+          <w:rFonts w:ascii="Times New Roman" w:hAnsi="Times New Roman" w:cs="Times New Roman"/>
+        </w:rPr>
+        <w:t xml:space="preserve"> và tổng hợp nội dung</w:t>
+      </w:r>
+    </w:p>
+    <w:p>
+      <w:pPr>
+        <w:rPr>
+          <w:rFonts w:ascii="Times New Roman" w:hAnsi="Times New Roman" w:cs="Times New Roman"/>
+        </w:rPr>
+      </w:pPr>
+      <w:r>
+        <w:rPr>
+          <w:rFonts w:ascii="Times New Roman" w:hAnsi="Times New Roman" w:cs="Times New Roman"/>
+        </w:rPr>
+        <w:t xml:space="preserve">- </w:t>
+      </w:r>
+      <w:r>
+        <w:rPr>
+          <w:rFonts w:ascii="Times New Roman" w:hAnsi="Times New Roman" w:cs="Times New Roman"/>
+        </w:rPr>
+        <w:t>Nhiệm vụ cụ thể: Liệt kê toàn bộ các tính năng của hệ thống (</w:t>
+      </w:r>
+      <w:r>
+        <w:rPr>
+          <w:rFonts w:ascii="Times New Roman" w:hAnsi="Times New Roman" w:cs="Times New Roman"/>
+        </w:rPr>
+        <w:t>*</w:t>
+      </w:r>
+      <w:r>
+        <w:rPr>
+          <w:rFonts w:ascii="Times New Roman" w:hAnsi="Times New Roman" w:cs="Times New Roman"/>
+        </w:rPr>
+        <w:t>chức năng người dùng, quản trị...)</w:t>
+      </w:r>
+      <w:r>
+        <w:rPr>
+          <w:rFonts w:ascii="Times New Roman" w:hAnsi="Times New Roman" w:cs="Times New Roman"/>
+        </w:rPr>
+        <w:t>,</w:t>
+      </w:r>
+      <w:r>
+        <w:rPr>
+          <w:rFonts w:ascii="Times New Roman" w:hAnsi="Times New Roman" w:cs="Times New Roman"/>
+        </w:rPr>
+        <w:t xml:space="preserve"> các yêu cầu phi chức năng (bảo mật, hiệu năng, giao diện...)</w:t>
+      </w:r>
+      <w:r>
+        <w:rPr>
+          <w:rFonts w:ascii="Times New Roman" w:hAnsi="Times New Roman" w:cs="Times New Roman"/>
+        </w:rPr>
+        <w:t xml:space="preserve"> và tổng hợp file báo cáo.</w:t>
+      </w:r>
+    </w:p>
+    <w:p>
+      <w:pPr>
+        <w:rPr>
+          <w:rFonts w:ascii="Times New Roman" w:hAnsi="Times New Roman" w:cs="Times New Roman"/>
+        </w:rPr>
+      </w:pPr>
+      <w:r>
+        <w:rPr>
+          <w:rFonts w:ascii="Times New Roman" w:hAnsi="Times New Roman" w:cs="Times New Roman"/>
+        </w:rPr>
+        <w:t xml:space="preserve">- </w:t>
+      </w:r>
+      <w:r>
+        <w:rPr>
+          <w:rFonts w:ascii="Times New Roman" w:hAnsi="Times New Roman" w:cs="Times New Roman"/>
+        </w:rPr>
+        <w:t xml:space="preserve">Deadline: </w:t>
+      </w:r>
+      <w:r>
+        <w:rPr>
+          <w:rFonts w:ascii="Times New Roman" w:hAnsi="Times New Roman" w:cs="Times New Roman"/>
+        </w:rPr>
+        <w:t>23:59 28/10/2026</w:t>
+      </w:r>
+    </w:p>
+    <w:p>
+      <w:pPr>
+        <w:rPr>
+          <w:rFonts w:ascii="Times New Roman" w:hAnsi="Times New Roman" w:cs="Times New Roman"/>
+        </w:rPr>
+      </w:pPr>
+      <w:r>
+        <w:rPr>
+          <w:rFonts w:ascii="Times New Roman" w:hAnsi="Times New Roman" w:cs="Times New Roman"/>
+        </w:rPr>
+        <w:t xml:space="preserve">- </w:t>
+      </w:r>
+      <w:r>
+        <w:rPr>
+          <w:rFonts w:ascii="Times New Roman" w:hAnsi="Times New Roman" w:cs="Times New Roman"/>
+        </w:rPr>
+        <w:t xml:space="preserve">Sản phẩm bàn giao: </w:t>
+      </w:r>
+      <w:r>
+        <w:rPr>
+          <w:rFonts w:ascii="Times New Roman" w:hAnsi="Times New Roman" w:cs="Times New Roman"/>
+        </w:rPr>
+        <w:t>file word</w:t>
+      </w:r>
+    </w:p>
+    <w:p>
+      <w:pPr>
+        <w:rPr>
+          <w:rFonts w:ascii="Times New Roman" w:hAnsi="Times New Roman" w:cs="Times New Roman"/>
+        </w:rPr>
+      </w:pPr>
+      <w:r>
+        <w:rPr>
+          <w:rFonts w:ascii="Times New Roman" w:hAnsi="Times New Roman" w:cs="Times New Roman"/>
+        </w:rPr>
+        <w:t xml:space="preserve">- </w:t>
+      </w:r>
+      <w:r>
+        <w:rPr>
+          <w:rFonts w:ascii="Times New Roman" w:hAnsi="Times New Roman" w:cs="Times New Roman"/>
+        </w:rPr>
+        <w:t>Mức độ hoàn thành (%): ..... %</w:t>
+      </w:r>
+    </w:p>
+    <w:p>
+      <w:pPr>
+        <w:rPr>
+          <w:rFonts w:ascii="Times New Roman" w:hAnsi="Times New Roman" w:cs="Times New Roman"/>
+        </w:rPr>
+      </w:pPr>
+      <w:r>
+        <w:rPr>
+          <w:rFonts w:ascii="Times New Roman" w:hAnsi="Times New Roman" w:cs="Times New Roman"/>
+        </w:rPr>
+        <w:t xml:space="preserve">- </w:t>
+      </w:r>
+      <w:r>
+        <w:rPr>
+          <w:rFonts w:ascii="Times New Roman" w:hAnsi="Times New Roman" w:cs="Times New Roman"/>
+        </w:rPr>
+        <w:t xml:space="preserve">Nhận xét / Đánh giá: </w:t>
+      </w:r>
+    </w:p>
+    <w:p>
+      <w:pPr>
+        <w:rPr>
+          <w:rFonts w:ascii="Times New Roman" w:hAnsi="Times New Roman" w:cs="Times New Roman"/>
+        </w:rPr>
+      </w:pPr>
       <w:r>
         <w:rPr>
           <w:rFonts w:ascii="Times New Roman" w:hAnsi="Times New Roman" w:cs="Times New Roman"/>
           <w:b/>
           <w:bCs/>
         </w:rPr>
-        <w:t>Phụ trách:</w:t>
-      </w:r>
-      <w:r>
-        <w:rPr>
-          <w:rFonts w:ascii="Times New Roman" w:hAnsi="Times New Roman" w:cs="Times New Roman"/>
-        </w:rPr>
-        <w:t xml:space="preserve"> 4. Use case Diagram &amp; Đặc tả chi tiết Use Case</w:t>
-      </w:r>
-    </w:p>
-    <w:p>
-      <w:pPr>
-        <w:rPr>
-          <w:rFonts w:ascii="Times New Roman" w:hAnsi="Times New Roman" w:cs="Times New Roman"/>
-        </w:rPr>
-      </w:pPr>
+        <w:t>Nguyễn Đăng Khôi</w:t>
+      </w:r>
       <w:r>
         <w:rPr>
           <w:rFonts w:ascii="Times New Roman" w:hAnsi="Times New Roman" w:cs="Times New Roman"/>
           <w:b/>
           <w:bCs/>
         </w:rPr>
-        <w:t xml:space="preserve">+ </w:t>
+        <w:t xml:space="preserve"> - </w:t>
       </w:r>
       <w:r>
         <w:rPr>
@@ -286,51 +486,164 @@
           <w:b/>
           <w:bCs/>
         </w:rPr>
-        <w:t>Nhiệm vụ:</w:t>
-      </w:r>
-      <w:r>
-        <w:rPr>
-          <w:rFonts w:ascii="Times New Roman" w:hAnsi="Times New Roman" w:cs="Times New Roman"/>
-        </w:rPr>
-        <w:t xml:space="preserve"> Vẽ biểu đồ Use Case (xác định Actor và các ca sử dụng) và viết tài liệu đặc tả chi tiết cho từng Use Case (luồng chính, luồng phụ, điều kiện...).</w:t>
-      </w:r>
-    </w:p>
-    <w:p>
-      <w:pPr>
-        <w:rPr>
-          <w:rFonts w:ascii="Times New Roman" w:hAnsi="Times New Roman" w:cs="Times New Roman"/>
-        </w:rPr>
-      </w:pPr>
+        <w:t>079207011215</w:t>
+      </w:r>
       <w:r>
         <w:rPr>
           <w:rFonts w:ascii="Times New Roman" w:hAnsi="Times New Roman" w:cs="Times New Roman"/>
           <w:b/>
           <w:bCs/>
         </w:rPr>
+        <w:t>:</w:t>
+      </w:r>
+    </w:p>
+    <w:p>
+      <w:pPr>
+        <w:rPr>
+          <w:rFonts w:ascii="Times New Roman" w:hAnsi="Times New Roman" w:cs="Times New Roman"/>
+        </w:rPr>
+      </w:pPr>
+      <w:r>
+        <w:rPr>
+          <w:rFonts w:ascii="Times New Roman" w:hAnsi="Times New Roman" w:cs="Times New Roman"/>
+        </w:rPr>
         <w:t xml:space="preserve">- </w:t>
       </w:r>
+      <w:r>
+        <w:rPr>
+          <w:rFonts w:ascii="Times New Roman" w:hAnsi="Times New Roman" w:cs="Times New Roman"/>
+        </w:rPr>
+        <w:t>Phụ trách: 3. Data Flow Diagram (DFD)</w:t>
+      </w:r>
+    </w:p>
+    <w:p>
+      <w:pPr>
+        <w:rPr>
+          <w:rFonts w:ascii="Times New Roman" w:hAnsi="Times New Roman" w:cs="Times New Roman"/>
+        </w:rPr>
+      </w:pPr>
+      <w:r>
+        <w:rPr>
+          <w:rFonts w:ascii="Times New Roman" w:hAnsi="Times New Roman" w:cs="Times New Roman"/>
+        </w:rPr>
+        <w:t xml:space="preserve">- </w:t>
+      </w:r>
+      <w:r>
+        <w:rPr>
+          <w:rFonts w:ascii="Times New Roman" w:hAnsi="Times New Roman" w:cs="Times New Roman"/>
+        </w:rPr>
+        <w:t>Nhiệm vụ cụ thể: Phân tích và vẽ sơ đồ luồng dữ liệu của hệ thống bao gồm Sơ đồ ngữ cảnh (Level 0) và Sơ đồ phân rã (Level 1).</w:t>
+      </w:r>
+    </w:p>
+    <w:p>
+      <w:pPr>
+        <w:rPr>
+          <w:rFonts w:ascii="Times New Roman" w:hAnsi="Times New Roman" w:cs="Times New Roman"/>
+        </w:rPr>
+      </w:pPr>
+      <w:r>
+        <w:rPr>
+          <w:rFonts w:ascii="Times New Roman" w:hAnsi="Times New Roman" w:cs="Times New Roman"/>
+        </w:rPr>
+        <w:t xml:space="preserve">- </w:t>
+      </w:r>
+      <w:r>
+        <w:rPr>
+          <w:rFonts w:ascii="Times New Roman" w:hAnsi="Times New Roman" w:cs="Times New Roman"/>
+        </w:rPr>
+        <w:t xml:space="preserve">Deadline: </w:t>
+      </w:r>
+      <w:r>
+        <w:rPr>
+          <w:rFonts w:ascii="Times New Roman" w:hAnsi="Times New Roman" w:cs="Times New Roman"/>
+        </w:rPr>
+        <w:t>23:59 29/10/2026</w:t>
+      </w:r>
+    </w:p>
+    <w:p>
+      <w:pPr>
+        <w:rPr>
+          <w:rFonts w:ascii="Times New Roman" w:hAnsi="Times New Roman" w:cs="Times New Roman"/>
+        </w:rPr>
+      </w:pPr>
+      <w:r>
+        <w:rPr>
+          <w:rFonts w:ascii="Times New Roman" w:hAnsi="Times New Roman" w:cs="Times New Roman"/>
+        </w:rPr>
+        <w:t xml:space="preserve">- </w:t>
+      </w:r>
+      <w:r>
+        <w:rPr>
+          <w:rFonts w:ascii="Times New Roman" w:hAnsi="Times New Roman" w:cs="Times New Roman"/>
+        </w:rPr>
+        <w:t xml:space="preserve">Sản phẩm bàn giao: </w:t>
+      </w:r>
+      <w:r>
+        <w:rPr>
+          <w:rFonts w:ascii="Times New Roman" w:hAnsi="Times New Roman" w:cs="Times New Roman"/>
+        </w:rPr>
+        <w:t>file word</w:t>
+      </w:r>
+    </w:p>
+    <w:p>
+      <w:pPr>
+        <w:rPr>
+          <w:rFonts w:ascii="Times New Roman" w:hAnsi="Times New Roman" w:cs="Times New Roman"/>
+        </w:rPr>
+      </w:pPr>
+      <w:r>
+        <w:rPr>
+          <w:rFonts w:ascii="Times New Roman" w:hAnsi="Times New Roman" w:cs="Times New Roman"/>
+        </w:rPr>
+        <w:t xml:space="preserve">- </w:t>
+      </w:r>
+      <w:r>
+        <w:rPr>
+          <w:rFonts w:ascii="Times New Roman" w:hAnsi="Times New Roman" w:cs="Times New Roman"/>
+        </w:rPr>
+        <w:t>Mức độ hoàn thành (%): ..... %</w:t>
+      </w:r>
+    </w:p>
+    <w:p>
+      <w:pPr>
+        <w:rPr>
+          <w:rFonts w:ascii="Times New Roman" w:hAnsi="Times New Roman" w:cs="Times New Roman"/>
+        </w:rPr>
+      </w:pPr>
+      <w:r>
+        <w:rPr>
+          <w:rFonts w:ascii="Times New Roman" w:hAnsi="Times New Roman" w:cs="Times New Roman"/>
+        </w:rPr>
+        <w:t xml:space="preserve">- </w:t>
+      </w:r>
+      <w:r>
+        <w:rPr>
+          <w:rFonts w:ascii="Times New Roman" w:hAnsi="Times New Roman" w:cs="Times New Roman"/>
+        </w:rPr>
+        <w:t xml:space="preserve">Nhận xét / Đánh giá: </w:t>
+      </w:r>
+    </w:p>
+    <w:p>
+      <w:pPr>
+        <w:rPr>
+          <w:rFonts w:ascii="Times New Roman" w:hAnsi="Times New Roman" w:cs="Times New Roman"/>
+        </w:rPr>
+      </w:pPr>
       <w:r>
         <w:rPr>
           <w:rFonts w:ascii="Times New Roman" w:hAnsi="Times New Roman" w:cs="Times New Roman"/>
           <w:b/>
           <w:bCs/>
         </w:rPr>
-        <w:t>Thành viên 4:</w:t>
-      </w:r>
-    </w:p>
-    <w:p>
-      <w:pPr>
-        <w:rPr>
-          <w:rFonts w:ascii="Times New Roman" w:hAnsi="Times New Roman" w:cs="Times New Roman"/>
-        </w:rPr>
-      </w:pPr>
+        <w:t>Lương Hoài Sơn</w:t>
+      </w:r>
       <w:r>
         <w:rPr>
           <w:rFonts w:ascii="Times New Roman" w:hAnsi="Times New Roman" w:cs="Times New Roman"/>
           <w:b/>
           <w:bCs/>
         </w:rPr>
-        <w:t xml:space="preserve">+ </w:t>
+        <w:t xml:space="preserve"> - </w:t>
       </w:r>
       <w:r>
         <w:rPr>
@@ -338,57 +651,183 @@
           <w:b/>
           <w:bCs/>
         </w:rPr>
-        <w:t>Phụ trách:</w:t>
-      </w:r>
-      <w:r>
-        <w:rPr>
-          <w:rFonts w:ascii="Times New Roman" w:hAnsi="Times New Roman" w:cs="Times New Roman"/>
-        </w:rPr>
-        <w:t xml:space="preserve"> 5. Class Diagram &amp; 6. Data Model (ERD)</w:t>
-      </w:r>
-    </w:p>
-    <w:p>
-      <w:pPr>
-        <w:rPr>
-          <w:rFonts w:ascii="Times New Roman" w:hAnsi="Times New Roman" w:cs="Times New Roman"/>
-        </w:rPr>
-      </w:pPr>
+        <w:t>075207018633</w:t>
+      </w:r>
       <w:r>
         <w:rPr>
           <w:rFonts w:ascii="Times New Roman" w:hAnsi="Times New Roman" w:cs="Times New Roman"/>
           <w:b/>
           <w:bCs/>
         </w:rPr>
-        <w:t xml:space="preserve">+ </w:t>
-      </w:r>
+        <w:t>:</w:t>
+      </w:r>
+    </w:p>
+    <w:p>
+      <w:pPr>
+        <w:rPr>
+          <w:rFonts w:ascii="Times New Roman" w:hAnsi="Times New Roman" w:cs="Times New Roman"/>
+        </w:rPr>
+      </w:pPr>
+      <w:r>
+        <w:rPr>
+          <w:rFonts w:ascii="Times New Roman" w:hAnsi="Times New Roman" w:cs="Times New Roman"/>
+        </w:rPr>
+        <w:t xml:space="preserve">- </w:t>
+      </w:r>
+      <w:r>
+        <w:rPr>
+          <w:rFonts w:ascii="Times New Roman" w:hAnsi="Times New Roman" w:cs="Times New Roman"/>
+        </w:rPr>
+        <w:t xml:space="preserve">Phụ trách: 4. Use Case Diagram </w:t>
+      </w:r>
+      <w:r>
+        <w:rPr>
+          <w:rFonts w:ascii="Times New Roman" w:hAnsi="Times New Roman" w:cs="Times New Roman"/>
+        </w:rPr>
+        <w:t>và</w:t>
+      </w:r>
+      <w:r>
+        <w:rPr>
+          <w:rFonts w:ascii="Times New Roman" w:hAnsi="Times New Roman" w:cs="Times New Roman"/>
+        </w:rPr>
+        <w:t xml:space="preserve"> Đặc tả chi tiết Use Case</w:t>
+      </w:r>
+    </w:p>
+    <w:p>
+      <w:pPr>
+        <w:rPr>
+          <w:rFonts w:ascii="Times New Roman" w:hAnsi="Times New Roman" w:cs="Times New Roman"/>
+        </w:rPr>
+      </w:pPr>
+      <w:r>
+        <w:rPr>
+          <w:rFonts w:ascii="Times New Roman" w:hAnsi="Times New Roman" w:cs="Times New Roman"/>
+        </w:rPr>
+        <w:lastRenderedPageBreak/>
+        <w:t xml:space="preserve">- </w:t>
+      </w:r>
+      <w:r>
+        <w:rPr>
+          <w:rFonts w:ascii="Times New Roman" w:hAnsi="Times New Roman" w:cs="Times New Roman"/>
+        </w:rPr>
+        <w:t>Nhiệm vụ cụ thể: Vẽ sơ đồ Use Case tổng quan và viết tài liệu đặc tả chi tiết cho từng Use Case</w:t>
+      </w:r>
+      <w:r>
+        <w:rPr>
+          <w:rFonts w:ascii="Times New Roman" w:hAnsi="Times New Roman" w:cs="Times New Roman"/>
+        </w:rPr>
+        <w:t>.</w:t>
+      </w:r>
+    </w:p>
+    <w:p>
+      <w:pPr>
+        <w:rPr>
+          <w:rFonts w:ascii="Times New Roman" w:hAnsi="Times New Roman" w:cs="Times New Roman"/>
+        </w:rPr>
+      </w:pPr>
+      <w:r>
+        <w:rPr>
+          <w:rFonts w:ascii="Times New Roman" w:hAnsi="Times New Roman" w:cs="Times New Roman"/>
+        </w:rPr>
+        <w:t xml:space="preserve">- </w:t>
+      </w:r>
+      <w:r>
+        <w:rPr>
+          <w:rFonts w:ascii="Times New Roman" w:hAnsi="Times New Roman" w:cs="Times New Roman"/>
+        </w:rPr>
+        <w:t xml:space="preserve">Deadline: </w:t>
+      </w:r>
+      <w:r>
+        <w:rPr>
+          <w:rFonts w:ascii="Times New Roman" w:hAnsi="Times New Roman" w:cs="Times New Roman"/>
+        </w:rPr>
+        <w:t>23:59 29/10/2026</w:t>
+      </w:r>
+    </w:p>
+    <w:p>
+      <w:pPr>
+        <w:rPr>
+          <w:rFonts w:ascii="Times New Roman" w:hAnsi="Times New Roman" w:cs="Times New Roman"/>
+        </w:rPr>
+      </w:pPr>
+      <w:r>
+        <w:rPr>
+          <w:rFonts w:ascii="Times New Roman" w:hAnsi="Times New Roman" w:cs="Times New Roman"/>
+        </w:rPr>
+        <w:t xml:space="preserve">- </w:t>
+      </w:r>
+      <w:r>
+        <w:rPr>
+          <w:rFonts w:ascii="Times New Roman" w:hAnsi="Times New Roman" w:cs="Times New Roman"/>
+        </w:rPr>
+        <w:t xml:space="preserve">Sản phẩm bàn giao: </w:t>
+      </w:r>
+      <w:r>
+        <w:rPr>
+          <w:rFonts w:ascii="Times New Roman" w:hAnsi="Times New Roman" w:cs="Times New Roman"/>
+        </w:rPr>
+        <w:t>file word</w:t>
+      </w:r>
+    </w:p>
+    <w:p>
+      <w:pPr>
+        <w:rPr>
+          <w:rFonts w:ascii="Times New Roman" w:hAnsi="Times New Roman" w:cs="Times New Roman"/>
+        </w:rPr>
+      </w:pPr>
+      <w:r>
+        <w:rPr>
+          <w:rFonts w:ascii="Times New Roman" w:hAnsi="Times New Roman" w:cs="Times New Roman"/>
+        </w:rPr>
+        <w:t xml:space="preserve">- </w:t>
+      </w:r>
+      <w:r>
+        <w:rPr>
+          <w:rFonts w:ascii="Times New Roman" w:hAnsi="Times New Roman" w:cs="Times New Roman"/>
+        </w:rPr>
+        <w:t>Mức độ hoàn thành (%): ..... %</w:t>
+      </w:r>
+    </w:p>
+    <w:p>
+      <w:pPr>
+        <w:rPr>
+          <w:rFonts w:ascii="Times New Roman" w:hAnsi="Times New Roman" w:cs="Times New Roman"/>
+        </w:rPr>
+      </w:pPr>
+      <w:r>
+        <w:rPr>
+          <w:rFonts w:ascii="Times New Roman" w:hAnsi="Times New Roman" w:cs="Times New Roman"/>
+        </w:rPr>
+        <w:t xml:space="preserve">- </w:t>
+      </w:r>
+      <w:r>
+        <w:rPr>
+          <w:rFonts w:ascii="Times New Roman" w:hAnsi="Times New Roman" w:cs="Times New Roman"/>
+        </w:rPr>
+        <w:t>Nhận xét / Đánh giá:</w:t>
+      </w:r>
+    </w:p>
+    <w:p>
+      <w:pPr>
+        <w:rPr>
+          <w:rFonts w:ascii="Times New Roman" w:hAnsi="Times New Roman" w:cs="Times New Roman"/>
+        </w:rPr>
+      </w:pPr>
       <w:r>
         <w:rPr>
           <w:rFonts w:ascii="Times New Roman" w:hAnsi="Times New Roman" w:cs="Times New Roman"/>
           <w:b/>
           <w:bCs/>
         </w:rPr>
-        <w:t>Nhiệm vụ:</w:t>
-      </w:r>
-      <w:r>
-        <w:rPr>
-          <w:rFonts w:ascii="Times New Roman" w:hAnsi="Times New Roman" w:cs="Times New Roman"/>
-        </w:rPr>
-        <w:t xml:space="preserve"> Thiết kế sơ đồ lớp hướng đối tượng (Class Diagram) và thiết kế mô hình cơ sở dữ liệu quan hệ (các bảng, khóa chính, khóa ngoại).</w:t>
-      </w:r>
-    </w:p>
-    <w:p>
-      <w:pPr>
-        <w:rPr>
-          <w:rFonts w:ascii="Times New Roman" w:hAnsi="Times New Roman" w:cs="Times New Roman"/>
-        </w:rPr>
-      </w:pPr>
+        <w:t>Nguyễn Trần Cẩm Di</w:t>
+      </w:r>
       <w:r>
         <w:rPr>
           <w:rFonts w:ascii="Times New Roman" w:hAnsi="Times New Roman" w:cs="Times New Roman"/>
           <w:b/>
           <w:bCs/>
         </w:rPr>
-        <w:t xml:space="preserve">- </w:t>
+        <w:t xml:space="preserve"> - </w:t>
       </w:r>
       <w:r>
         <w:rPr>
@@ -396,51 +835,176 @@
           <w:b/>
           <w:bCs/>
         </w:rPr>
-        <w:t>Thành viên 5:</w:t>
-      </w:r>
-    </w:p>
-    <w:p>
-      <w:pPr>
-        <w:rPr>
-          <w:rFonts w:ascii="Times New Roman" w:hAnsi="Times New Roman" w:cs="Times New Roman"/>
-        </w:rPr>
-      </w:pPr>
+        <w:t>062307000767</w:t>
+      </w:r>
       <w:r>
         <w:rPr>
           <w:rFonts w:ascii="Times New Roman" w:hAnsi="Times New Roman" w:cs="Times New Roman"/>
           <w:b/>
           <w:bCs/>
         </w:rPr>
-        <w:t xml:space="preserve">+ </w:t>
-      </w:r>
+        <w:t>:</w:t>
+      </w:r>
+    </w:p>
+    <w:p>
+      <w:pPr>
+        <w:rPr>
+          <w:rFonts w:ascii="Times New Roman" w:hAnsi="Times New Roman" w:cs="Times New Roman"/>
+        </w:rPr>
+      </w:pPr>
+      <w:r>
+        <w:rPr>
+          <w:rFonts w:ascii="Times New Roman" w:hAnsi="Times New Roman" w:cs="Times New Roman"/>
+        </w:rPr>
+        <w:t xml:space="preserve">- </w:t>
+      </w:r>
+      <w:r>
+        <w:rPr>
+          <w:rFonts w:ascii="Times New Roman" w:hAnsi="Times New Roman" w:cs="Times New Roman"/>
+        </w:rPr>
+        <w:t xml:space="preserve">Phụ trách: 5. Class Diagram </w:t>
+      </w:r>
+      <w:r>
+        <w:rPr>
+          <w:rFonts w:ascii="Times New Roman" w:hAnsi="Times New Roman" w:cs="Times New Roman"/>
+        </w:rPr>
+        <w:t>và</w:t>
+      </w:r>
+      <w:r>
+        <w:rPr>
+          <w:rFonts w:ascii="Times New Roman" w:hAnsi="Times New Roman" w:cs="Times New Roman"/>
+        </w:rPr>
+        <w:t xml:space="preserve"> 6. Data Model </w:t>
+      </w:r>
+    </w:p>
+    <w:p>
+      <w:pPr>
+        <w:rPr>
+          <w:rFonts w:ascii="Times New Roman" w:hAnsi="Times New Roman" w:cs="Times New Roman"/>
+        </w:rPr>
+      </w:pPr>
+      <w:r>
+        <w:rPr>
+          <w:rFonts w:ascii="Times New Roman" w:hAnsi="Times New Roman" w:cs="Times New Roman"/>
+        </w:rPr>
+        <w:t xml:space="preserve">- </w:t>
+      </w:r>
+      <w:r>
+        <w:rPr>
+          <w:rFonts w:ascii="Times New Roman" w:hAnsi="Times New Roman" w:cs="Times New Roman"/>
+        </w:rPr>
+        <w:t>Nhiệm vụ cụ thể: Thiết kế sơ đồ lớp hướng đối tượng (Class Diagram) và thiết kế mô hình cơ sở dữ liệu quan hệ (các thực thể, bảng, thuộc tính, khóa chính, khóa ngoại).</w:t>
+      </w:r>
+    </w:p>
+    <w:p>
+      <w:pPr>
+        <w:rPr>
+          <w:rFonts w:ascii="Times New Roman" w:hAnsi="Times New Roman" w:cs="Times New Roman"/>
+        </w:rPr>
+      </w:pPr>
+      <w:r>
+        <w:rPr>
+          <w:rFonts w:ascii="Times New Roman" w:hAnsi="Times New Roman" w:cs="Times New Roman"/>
+        </w:rPr>
+        <w:t xml:space="preserve">- </w:t>
+      </w:r>
+      <w:r>
+        <w:rPr>
+          <w:rFonts w:ascii="Times New Roman" w:hAnsi="Times New Roman" w:cs="Times New Roman"/>
+        </w:rPr>
+        <w:t xml:space="preserve">Deadline: </w:t>
+      </w:r>
+      <w:r>
+        <w:rPr>
+          <w:rFonts w:ascii="Times New Roman" w:hAnsi="Times New Roman" w:cs="Times New Roman"/>
+        </w:rPr>
+        <w:t>20:00 30/10/2026</w:t>
+      </w:r>
+    </w:p>
+    <w:p>
+      <w:pPr>
+        <w:rPr>
+          <w:rFonts w:ascii="Times New Roman" w:hAnsi="Times New Roman" w:cs="Times New Roman"/>
+        </w:rPr>
+      </w:pPr>
+      <w:r>
+        <w:rPr>
+          <w:rFonts w:ascii="Times New Roman" w:hAnsi="Times New Roman" w:cs="Times New Roman"/>
+        </w:rPr>
+        <w:t xml:space="preserve">- </w:t>
+      </w:r>
+      <w:r>
+        <w:rPr>
+          <w:rFonts w:ascii="Times New Roman" w:hAnsi="Times New Roman" w:cs="Times New Roman"/>
+        </w:rPr>
+        <w:t xml:space="preserve">Sản phẩm bàn giao: </w:t>
+      </w:r>
+      <w:r>
+        <w:rPr>
+          <w:rFonts w:ascii="Times New Roman" w:hAnsi="Times New Roman" w:cs="Times New Roman"/>
+        </w:rPr>
+        <w:t>file word</w:t>
+      </w:r>
+    </w:p>
+    <w:p>
+      <w:pPr>
+        <w:rPr>
+          <w:rFonts w:ascii="Times New Roman" w:hAnsi="Times New Roman" w:cs="Times New Roman"/>
+        </w:rPr>
+      </w:pPr>
+      <w:r>
+        <w:rPr>
+          <w:rFonts w:ascii="Times New Roman" w:hAnsi="Times New Roman" w:cs="Times New Roman"/>
+        </w:rPr>
+        <w:t xml:space="preserve">- </w:t>
+      </w:r>
+      <w:r>
+        <w:rPr>
+          <w:rFonts w:ascii="Times New Roman" w:hAnsi="Times New Roman" w:cs="Times New Roman"/>
+        </w:rPr>
+        <w:t>Mức độ hoàn thành (%): ..... %</w:t>
+      </w:r>
+    </w:p>
+    <w:p>
+      <w:pPr>
+        <w:rPr>
+          <w:rFonts w:ascii="Times New Roman" w:hAnsi="Times New Roman" w:cs="Times New Roman"/>
+        </w:rPr>
+      </w:pPr>
+      <w:r>
+        <w:rPr>
+          <w:rFonts w:ascii="Times New Roman" w:hAnsi="Times New Roman" w:cs="Times New Roman"/>
+        </w:rPr>
+        <w:t xml:space="preserve">- </w:t>
+      </w:r>
+      <w:r>
+        <w:rPr>
+          <w:rFonts w:ascii="Times New Roman" w:hAnsi="Times New Roman" w:cs="Times New Roman"/>
+        </w:rPr>
+        <w:t xml:space="preserve">Nhận xét / Đánh giá: </w:t>
+      </w:r>
+    </w:p>
+    <w:p>
+      <w:pPr>
+        <w:rPr>
+          <w:rFonts w:ascii="Times New Roman" w:hAnsi="Times New Roman" w:cs="Times New Roman"/>
+        </w:rPr>
+      </w:pPr>
       <w:r>
         <w:rPr>
           <w:rFonts w:ascii="Times New Roman" w:hAnsi="Times New Roman" w:cs="Times New Roman"/>
           <w:b/>
           <w:bCs/>
         </w:rPr>
-        <w:t>Phụ trách:</w:t>
-      </w:r>
-      <w:r>
-        <w:rPr>
-          <w:rFonts w:ascii="Times New Roman" w:hAnsi="Times New Roman" w:cs="Times New Roman"/>
-        </w:rPr>
-        <w:t xml:space="preserve"> 7. Interface Design Description &amp; Tổng hợp chung</w:t>
-      </w:r>
-    </w:p>
-    <w:p>
-      <w:pPr>
-        <w:rPr>
-          <w:rFonts w:ascii="Times New Roman" w:hAnsi="Times New Roman" w:cs="Times New Roman"/>
-        </w:rPr>
-      </w:pPr>
+        <w:t>Nguyễn Đinh Anh Khoa</w:t>
+      </w:r>
       <w:r>
         <w:rPr>
           <w:rFonts w:ascii="Times New Roman" w:hAnsi="Times New Roman" w:cs="Times New Roman"/>
           <w:b/>
           <w:bCs/>
         </w:rPr>
-        <w:t xml:space="preserve">+ </w:t>
+        <w:t xml:space="preserve"> - </w:t>
       </w:r>
       <w:r>
         <w:rPr>
@@ -448,13 +1012,147 @@
           <w:b/>
           <w:bCs/>
         </w:rPr>
-        <w:t>Nhiệm vụ:</w:t>
-      </w:r>
-      <w:r>
-        <w:rPr>
-          <w:rFonts w:ascii="Times New Roman" w:hAnsi="Times New Roman" w:cs="Times New Roman"/>
-        </w:rPr>
-        <w:t xml:space="preserve"> Thiết kế giao diện / wireframe các màn hình, mô tả luồng thao tác người dùng và hỗ trợ ghép nối, đồng bộ toàn bộ tài liệu của nhóm.</w:t>
+        <w:t>079207022146</w:t>
+      </w:r>
+      <w:r>
+        <w:rPr>
+          <w:rFonts w:ascii="Times New Roman" w:hAnsi="Times New Roman" w:cs="Times New Roman"/>
+          <w:b/>
+          <w:bCs/>
+        </w:rPr>
+        <w:t>:</w:t>
+      </w:r>
+    </w:p>
+    <w:p>
+      <w:pPr>
+        <w:rPr>
+          <w:rFonts w:ascii="Times New Roman" w:hAnsi="Times New Roman" w:cs="Times New Roman"/>
+        </w:rPr>
+      </w:pPr>
+      <w:r>
+        <w:rPr>
+          <w:rFonts w:ascii="Times New Roman" w:hAnsi="Times New Roman" w:cs="Times New Roman"/>
+        </w:rPr>
+        <w:t xml:space="preserve">- </w:t>
+      </w:r>
+      <w:r>
+        <w:rPr>
+          <w:rFonts w:ascii="Times New Roman" w:hAnsi="Times New Roman" w:cs="Times New Roman"/>
+        </w:rPr>
+        <w:t xml:space="preserve">Phụ trách: 7. Interface Design Description </w:t>
+      </w:r>
+    </w:p>
+    <w:p>
+      <w:pPr>
+        <w:rPr>
+          <w:rFonts w:ascii="Times New Roman" w:hAnsi="Times New Roman" w:cs="Times New Roman"/>
+        </w:rPr>
+      </w:pPr>
+      <w:r>
+        <w:rPr>
+          <w:rFonts w:ascii="Times New Roman" w:hAnsi="Times New Roman" w:cs="Times New Roman"/>
+        </w:rPr>
+        <w:t xml:space="preserve">- </w:t>
+      </w:r>
+      <w:r>
+        <w:rPr>
+          <w:rFonts w:ascii="Times New Roman" w:hAnsi="Times New Roman" w:cs="Times New Roman"/>
+        </w:rPr>
+        <w:t>Nhiệm vụ cụ thể: Thiết kế giao diện / wireframe các màn hình,</w:t>
+      </w:r>
+      <w:r>
+        <w:rPr>
+          <w:rFonts w:ascii="Times New Roman" w:hAnsi="Times New Roman" w:cs="Times New Roman"/>
+        </w:rPr>
+        <w:t>…</w:t>
+      </w:r>
+    </w:p>
+    <w:p>
+      <w:pPr>
+        <w:rPr>
+          <w:rFonts w:ascii="Times New Roman" w:hAnsi="Times New Roman" w:cs="Times New Roman"/>
+        </w:rPr>
+      </w:pPr>
+      <w:r>
+        <w:rPr>
+          <w:rFonts w:ascii="Times New Roman" w:hAnsi="Times New Roman" w:cs="Times New Roman"/>
+        </w:rPr>
+        <w:t xml:space="preserve">- </w:t>
+      </w:r>
+      <w:r>
+        <w:rPr>
+          <w:rFonts w:ascii="Times New Roman" w:hAnsi="Times New Roman" w:cs="Times New Roman"/>
+        </w:rPr>
+        <w:t>Deadline:</w:t>
+      </w:r>
+      <w:r>
+        <w:rPr>
+          <w:rFonts w:ascii="Times New Roman" w:hAnsi="Times New Roman" w:cs="Times New Roman"/>
+        </w:rPr>
+        <w:t xml:space="preserve"> 23:59 31/10/2026</w:t>
+      </w:r>
+    </w:p>
+    <w:p>
+      <w:pPr>
+        <w:rPr>
+          <w:rFonts w:ascii="Times New Roman" w:hAnsi="Times New Roman" w:cs="Times New Roman"/>
+        </w:rPr>
+      </w:pPr>
+      <w:r>
+        <w:rPr>
+          <w:rFonts w:ascii="Times New Roman" w:hAnsi="Times New Roman" w:cs="Times New Roman"/>
+        </w:rPr>
+        <w:t xml:space="preserve">- </w:t>
+      </w:r>
+      <w:r>
+        <w:rPr>
+          <w:rFonts w:ascii="Times New Roman" w:hAnsi="Times New Roman" w:cs="Times New Roman"/>
+        </w:rPr>
+        <w:t xml:space="preserve">Sản phẩm bàn giao: </w:t>
+      </w:r>
+      <w:r>
+        <w:rPr>
+          <w:rFonts w:ascii="Times New Roman" w:hAnsi="Times New Roman" w:cs="Times New Roman"/>
+        </w:rPr>
+        <w:t>file word</w:t>
+      </w:r>
+    </w:p>
+    <w:p>
+      <w:pPr>
+        <w:rPr>
+          <w:rFonts w:ascii="Times New Roman" w:hAnsi="Times New Roman" w:cs="Times New Roman"/>
+        </w:rPr>
+      </w:pPr>
+      <w:r>
+        <w:rPr>
+          <w:rFonts w:ascii="Times New Roman" w:hAnsi="Times New Roman" w:cs="Times New Roman"/>
+        </w:rPr>
+        <w:t xml:space="preserve">- </w:t>
+      </w:r>
+      <w:r>
+        <w:rPr>
+          <w:rFonts w:ascii="Times New Roman" w:hAnsi="Times New Roman" w:cs="Times New Roman"/>
+        </w:rPr>
+        <w:t>Mức độ hoàn thành (%): ..... %</w:t>
+      </w:r>
+    </w:p>
+    <w:p>
+      <w:pPr>
+        <w:rPr>
+          <w:rFonts w:ascii="Times New Roman" w:hAnsi="Times New Roman" w:cs="Times New Roman"/>
+        </w:rPr>
+      </w:pPr>
+      <w:r>
+        <w:rPr>
+          <w:rFonts w:ascii="Times New Roman" w:hAnsi="Times New Roman" w:cs="Times New Roman"/>
+        </w:rPr>
+        <w:t xml:space="preserve">- </w:t>
+      </w:r>
+      <w:r>
+        <w:rPr>
+          <w:rFonts w:ascii="Times New Roman" w:hAnsi="Times New Roman" w:cs="Times New Roman"/>
+        </w:rPr>
+        <w:t xml:space="preserve">Nhận xét / Đánh giá: </w:t>
       </w:r>
     </w:p>
     <w:p>
@@ -477,6 +1175,900 @@
 <file path=word/numbering.xml><?xml version="1.0" encoding="utf-8"?>
 <w:numbering xmlns:wpc="http://schemas.microsoft.com/office/word/2010/wordprocessingCanvas" xmlns:cx="http://schemas.microsoft.com/office/drawing/2014/chartex" xmlns:cx1="http://schemas.microsoft.com/office/drawing/2015/9/8/chartex" xmlns:cx2="http://schemas.microsoft.com/office/drawing/2015/10/21/chartex" xmlns:cx3="http://schemas.microsoft.com/office/drawing/2016/5/9/chartex" xmlns:cx4="http://schemas.microsoft.com/office/drawing/2016/5/10/chartex" xmlns:cx5="http://schemas.microsoft.com/office/drawing/2016/5/11/chartex" xmlns:cx6="http://schemas.microsoft.com/office/drawing/2016/5/12/chartex" xmlns:cx7="http://schemas.microsoft.com/office/drawing/2016/5/13/chartex" xmlns:cx8="http://schemas.microsoft.com/office/drawing/2016/5/14/chartex" xmlns:mc="http://schemas.openxmlformats.org/markup-compatibility/2006" xmlns:aink="http://schemas.microsoft.com/office/drawing/2016/ink" xmlns:am3d="http://schemas.microsoft.com/office/drawing/2017/model3d" xmlns:o="urn:schemas-microsoft-com:office:office" xmlns:oel="http://schemas.microsoft.com/office/2019/extlst" xmlns:r="http://schemas.openxmlformats.org/officeDocument/2006/relationships" xmlns:m="http://schemas.openxmlformats.org/officeDocument/2006/math" xmlns:v="urn:schemas-microsoft-com:vml" xmlns:wp14="http://schemas.microsoft.com/office/word/2010/wordprocessingDrawing" xmlns:wp="http://schemas.openxmlformats.org/drawingml/2006/wordprocessingDrawing" xmlns:w10="urn:schemas-microsoft-com:office:word" xmlns:w="http://schemas.openxmlformats.org/wordprocessingml/2006/main" xmlns:w14="http://schemas.microsoft.com/office/word/2010/wordml" xmlns:w15="http://schemas.microsoft.com/office/word/2012/wordml" xmlns:w16cex="http://schemas.microsoft.com/office/word/2018/wordml/cex" xmlns:w16cid="http://schemas.microsoft.com/office/word/2016/wordml/cid" xmlns:w16="http://schemas.microsoft.com/office/word/2018/wordml" xmlns:w16sdtdh="http://schemas.microsoft.com/office/word/2020/wordml/sdtdatahash" xmlns:w16se="http://schemas.microsoft.com/office/word/2015/wordml/symex" xmlns:wpg="http://schemas.microsoft.com/office/word/2010/wordprocessingGroup" xmlns:wpi="http://schemas.microsoft.com/office/word/2010/wordprocessingInk" xmlns:wne="http://schemas.microsoft.com/office/word/2006/wordml" xmlns:wps="http://schemas.microsoft.com/office/word/2010/wordprocessingShape" mc:Ignorable="w14 w15 w16se w16cid w16 w16cex w16sdtdh wp14">
   <w:abstractNum w:abstractNumId="0" w15:restartNumberingAfterBreak="0">
+    <w:nsid w:val="0A54629C"/>
+    <w:multiLevelType w:val="multilevel"/>
+    <w:tmpl w:val="AABEA626"/>
+    <w:lvl w:ilvl="0">
+      <w:start w:val="1"/>
+      <w:numFmt w:val="bullet"/>
+      <w:lvlText w:val=""/>
+      <w:lvlJc w:val="left"/>
+      <w:pPr>
+        <w:tabs>
+          <w:tab w:val="num" w:pos="720"/>
+        </w:tabs>
+        <w:ind w:left="720" w:hanging="360"/>
+      </w:pPr>
+      <w:rPr>
+        <w:rFonts w:ascii="Symbol" w:hAnsi="Symbol" w:hint="default"/>
+        <w:sz w:val="20"/>
+      </w:rPr>
+    </w:lvl>
+    <w:lvl w:ilvl="1" w:tentative="1">
+      <w:start w:val="1"/>
+      <w:numFmt w:val="bullet"/>
+      <w:lvlText w:val="o"/>
+      <w:lvlJc w:val="left"/>
+      <w:pPr>
+        <w:tabs>
+          <w:tab w:val="num" w:pos="1440"/>
+        </w:tabs>
+        <w:ind w:left="1440" w:hanging="360"/>
+      </w:pPr>
+      <w:rPr>
+        <w:rFonts w:ascii="Courier New" w:hAnsi="Courier New" w:hint="default"/>
+        <w:sz w:val="20"/>
+      </w:rPr>
+    </w:lvl>
+    <w:lvl w:ilvl="2" w:tentative="1">
+      <w:start w:val="1"/>
+      <w:numFmt w:val="bullet"/>
+      <w:lvlText w:val=""/>
+      <w:lvlJc w:val="left"/>
+      <w:pPr>
+        <w:tabs>
+          <w:tab w:val="num" w:pos="2160"/>
+        </w:tabs>
+        <w:ind w:left="2160" w:hanging="360"/>
+      </w:pPr>
+      <w:rPr>
+        <w:rFonts w:ascii="Wingdings" w:hAnsi="Wingdings" w:hint="default"/>
+        <w:sz w:val="20"/>
+      </w:rPr>
+    </w:lvl>
+    <w:lvl w:ilvl="3" w:tentative="1">
+      <w:start w:val="1"/>
+      <w:numFmt w:val="bullet"/>
+      <w:lvlText w:val=""/>
+      <w:lvlJc w:val="left"/>
+      <w:pPr>
+        <w:tabs>
+          <w:tab w:val="num" w:pos="2880"/>
+        </w:tabs>
+        <w:ind w:left="2880" w:hanging="360"/>
+      </w:pPr>
+      <w:rPr>
+        <w:rFonts w:ascii="Wingdings" w:hAnsi="Wingdings" w:hint="default"/>
+        <w:sz w:val="20"/>
+      </w:rPr>
+    </w:lvl>
+    <w:lvl w:ilvl="4" w:tentative="1">
+      <w:start w:val="1"/>
+      <w:numFmt w:val="bullet"/>
+      <w:lvlText w:val=""/>
+      <w:lvlJc w:val="left"/>
+      <w:pPr>
+        <w:tabs>
+          <w:tab w:val="num" w:pos="3600"/>
+        </w:tabs>
+        <w:ind w:left="3600" w:hanging="360"/>
+      </w:pPr>
+      <w:rPr>
+        <w:rFonts w:ascii="Wingdings" w:hAnsi="Wingdings" w:hint="default"/>
+        <w:sz w:val="20"/>
+      </w:rPr>
+    </w:lvl>
+    <w:lvl w:ilvl="5" w:tentative="1">
+      <w:start w:val="1"/>
+      <w:numFmt w:val="bullet"/>
+      <w:lvlText w:val=""/>
+      <w:lvlJc w:val="left"/>
+      <w:pPr>
+        <w:tabs>
+          <w:tab w:val="num" w:pos="4320"/>
+        </w:tabs>
+        <w:ind w:left="4320" w:hanging="360"/>
+      </w:pPr>
+      <w:rPr>
+        <w:rFonts w:ascii="Wingdings" w:hAnsi="Wingdings" w:hint="default"/>
+        <w:sz w:val="20"/>
+      </w:rPr>
+    </w:lvl>
+    <w:lvl w:ilvl="6" w:tentative="1">
+      <w:start w:val="1"/>
+      <w:numFmt w:val="bullet"/>
+      <w:lvlText w:val=""/>
+      <w:lvlJc w:val="left"/>
+      <w:pPr>
+        <w:tabs>
+          <w:tab w:val="num" w:pos="5040"/>
+        </w:tabs>
+        <w:ind w:left="5040" w:hanging="360"/>
+      </w:pPr>
+      <w:rPr>
+        <w:rFonts w:ascii="Wingdings" w:hAnsi="Wingdings" w:hint="default"/>
+        <w:sz w:val="20"/>
+      </w:rPr>
+    </w:lvl>
+    <w:lvl w:ilvl="7" w:tentative="1">
+      <w:start w:val="1"/>
+      <w:numFmt w:val="bullet"/>
+      <w:lvlText w:val=""/>
+      <w:lvlJc w:val="left"/>
+      <w:pPr>
+        <w:tabs>
+          <w:tab w:val="num" w:pos="5760"/>
+        </w:tabs>
+        <w:ind w:left="5760" w:hanging="360"/>
+      </w:pPr>
+      <w:rPr>
+        <w:rFonts w:ascii="Wingdings" w:hAnsi="Wingdings" w:hint="default"/>
+        <w:sz w:val="20"/>
+      </w:rPr>
+    </w:lvl>
+    <w:lvl w:ilvl="8" w:tentative="1">
+      <w:start w:val="1"/>
+      <w:numFmt w:val="bullet"/>
+      <w:lvlText w:val=""/>
+      <w:lvlJc w:val="left"/>
+      <w:pPr>
+        <w:tabs>
+          <w:tab w:val="num" w:pos="6480"/>
+        </w:tabs>
+        <w:ind w:left="6480" w:hanging="360"/>
+      </w:pPr>
+      <w:rPr>
+        <w:rFonts w:ascii="Wingdings" w:hAnsi="Wingdings" w:hint="default"/>
+        <w:sz w:val="20"/>
+      </w:rPr>
+    </w:lvl>
+  </w:abstractNum>
+  <w:abstractNum w:abstractNumId="1" w15:restartNumberingAfterBreak="0">
+    <w:nsid w:val="0C1062FF"/>
+    <w:multiLevelType w:val="multilevel"/>
+    <w:tmpl w:val="40B25700"/>
+    <w:lvl w:ilvl="0">
+      <w:start w:val="1"/>
+      <w:numFmt w:val="bullet"/>
+      <w:lvlText w:val=""/>
+      <w:lvlJc w:val="left"/>
+      <w:pPr>
+        <w:tabs>
+          <w:tab w:val="num" w:pos="720"/>
+        </w:tabs>
+        <w:ind w:left="720" w:hanging="360"/>
+      </w:pPr>
+      <w:rPr>
+        <w:rFonts w:ascii="Symbol" w:hAnsi="Symbol" w:hint="default"/>
+        <w:sz w:val="20"/>
+      </w:rPr>
+    </w:lvl>
+    <w:lvl w:ilvl="1" w:tentative="1">
+      <w:start w:val="1"/>
+      <w:numFmt w:val="bullet"/>
+      <w:lvlText w:val="o"/>
+      <w:lvlJc w:val="left"/>
+      <w:pPr>
+        <w:tabs>
+          <w:tab w:val="num" w:pos="1440"/>
+        </w:tabs>
+        <w:ind w:left="1440" w:hanging="360"/>
+      </w:pPr>
+      <w:rPr>
+        <w:rFonts w:ascii="Courier New" w:hAnsi="Courier New" w:hint="default"/>
+        <w:sz w:val="20"/>
+      </w:rPr>
+    </w:lvl>
+    <w:lvl w:ilvl="2" w:tentative="1">
+      <w:start w:val="1"/>
+      <w:numFmt w:val="bullet"/>
+      <w:lvlText w:val=""/>
+      <w:lvlJc w:val="left"/>
+      <w:pPr>
+        <w:tabs>
+          <w:tab w:val="num" w:pos="2160"/>
+        </w:tabs>
+        <w:ind w:left="2160" w:hanging="360"/>
+      </w:pPr>
+      <w:rPr>
+        <w:rFonts w:ascii="Wingdings" w:hAnsi="Wingdings" w:hint="default"/>
+        <w:sz w:val="20"/>
+      </w:rPr>
+    </w:lvl>
+    <w:lvl w:ilvl="3" w:tentative="1">
+      <w:start w:val="1"/>
+      <w:numFmt w:val="bullet"/>
+      <w:lvlText w:val=""/>
+      <w:lvlJc w:val="left"/>
+      <w:pPr>
+        <w:tabs>
+          <w:tab w:val="num" w:pos="2880"/>
+        </w:tabs>
+        <w:ind w:left="2880" w:hanging="360"/>
+      </w:pPr>
+      <w:rPr>
+        <w:rFonts w:ascii="Wingdings" w:hAnsi="Wingdings" w:hint="default"/>
+        <w:sz w:val="20"/>
+      </w:rPr>
+    </w:lvl>
+    <w:lvl w:ilvl="4" w:tentative="1">
+      <w:start w:val="1"/>
+      <w:numFmt w:val="bullet"/>
+      <w:lvlText w:val=""/>
+      <w:lvlJc w:val="left"/>
+      <w:pPr>
+        <w:tabs>
+          <w:tab w:val="num" w:pos="3600"/>
+        </w:tabs>
+        <w:ind w:left="3600" w:hanging="360"/>
+      </w:pPr>
+      <w:rPr>
+        <w:rFonts w:ascii="Wingdings" w:hAnsi="Wingdings" w:hint="default"/>
+        <w:sz w:val="20"/>
+      </w:rPr>
+    </w:lvl>
+    <w:lvl w:ilvl="5" w:tentative="1">
+      <w:start w:val="1"/>
+      <w:numFmt w:val="bullet"/>
+      <w:lvlText w:val=""/>
+      <w:lvlJc w:val="left"/>
+      <w:pPr>
+        <w:tabs>
+          <w:tab w:val="num" w:pos="4320"/>
+        </w:tabs>
+        <w:ind w:left="4320" w:hanging="360"/>
+      </w:pPr>
+      <w:rPr>
+        <w:rFonts w:ascii="Wingdings" w:hAnsi="Wingdings" w:hint="default"/>
+        <w:sz w:val="20"/>
+      </w:rPr>
+    </w:lvl>
+    <w:lvl w:ilvl="6" w:tentative="1">
+      <w:start w:val="1"/>
+      <w:numFmt w:val="bullet"/>
+      <w:lvlText w:val=""/>
+      <w:lvlJc w:val="left"/>
+      <w:pPr>
+        <w:tabs>
+          <w:tab w:val="num" w:pos="5040"/>
+        </w:tabs>
+        <w:ind w:left="5040" w:hanging="360"/>
+      </w:pPr>
+      <w:rPr>
+        <w:rFonts w:ascii="Wingdings" w:hAnsi="Wingdings" w:hint="default"/>
+        <w:sz w:val="20"/>
+      </w:rPr>
+    </w:lvl>
+    <w:lvl w:ilvl="7" w:tentative="1">
+      <w:start w:val="1"/>
+      <w:numFmt w:val="bullet"/>
+      <w:lvlText w:val=""/>
+      <w:lvlJc w:val="left"/>
+      <w:pPr>
+        <w:tabs>
+          <w:tab w:val="num" w:pos="5760"/>
+        </w:tabs>
+        <w:ind w:left="5760" w:hanging="360"/>
+      </w:pPr>
+      <w:rPr>
+        <w:rFonts w:ascii="Wingdings" w:hAnsi="Wingdings" w:hint="default"/>
+        <w:sz w:val="20"/>
+      </w:rPr>
+    </w:lvl>
+    <w:lvl w:ilvl="8" w:tentative="1">
+      <w:start w:val="1"/>
+      <w:numFmt w:val="bullet"/>
+      <w:lvlText w:val=""/>
+      <w:lvlJc w:val="left"/>
+      <w:pPr>
+        <w:tabs>
+          <w:tab w:val="num" w:pos="6480"/>
+        </w:tabs>
+        <w:ind w:left="6480" w:hanging="360"/>
+      </w:pPr>
+      <w:rPr>
+        <w:rFonts w:ascii="Wingdings" w:hAnsi="Wingdings" w:hint="default"/>
+        <w:sz w:val="20"/>
+      </w:rPr>
+    </w:lvl>
+  </w:abstractNum>
+  <w:abstractNum w:abstractNumId="2" w15:restartNumberingAfterBreak="0">
+    <w:nsid w:val="224160E2"/>
+    <w:multiLevelType w:val="multilevel"/>
+    <w:tmpl w:val="13087352"/>
+    <w:lvl w:ilvl="0">
+      <w:start w:val="1"/>
+      <w:numFmt w:val="bullet"/>
+      <w:lvlText w:val=""/>
+      <w:lvlJc w:val="left"/>
+      <w:pPr>
+        <w:tabs>
+          <w:tab w:val="num" w:pos="720"/>
+        </w:tabs>
+        <w:ind w:left="720" w:hanging="360"/>
+      </w:pPr>
+      <w:rPr>
+        <w:rFonts w:ascii="Symbol" w:hAnsi="Symbol" w:hint="default"/>
+        <w:sz w:val="20"/>
+      </w:rPr>
+    </w:lvl>
+    <w:lvl w:ilvl="1" w:tentative="1">
+      <w:start w:val="1"/>
+      <w:numFmt w:val="bullet"/>
+      <w:lvlText w:val="o"/>
+      <w:lvlJc w:val="left"/>
+      <w:pPr>
+        <w:tabs>
+          <w:tab w:val="num" w:pos="1440"/>
+        </w:tabs>
+        <w:ind w:left="1440" w:hanging="360"/>
+      </w:pPr>
+      <w:rPr>
+        <w:rFonts w:ascii="Courier New" w:hAnsi="Courier New" w:hint="default"/>
+        <w:sz w:val="20"/>
+      </w:rPr>
+    </w:lvl>
+    <w:lvl w:ilvl="2" w:tentative="1">
+      <w:start w:val="1"/>
+      <w:numFmt w:val="bullet"/>
+      <w:lvlText w:val=""/>
+      <w:lvlJc w:val="left"/>
+      <w:pPr>
+        <w:tabs>
+          <w:tab w:val="num" w:pos="2160"/>
+        </w:tabs>
+        <w:ind w:left="2160" w:hanging="360"/>
+      </w:pPr>
+      <w:rPr>
+        <w:rFonts w:ascii="Wingdings" w:hAnsi="Wingdings" w:hint="default"/>
+        <w:sz w:val="20"/>
+      </w:rPr>
+    </w:lvl>
+    <w:lvl w:ilvl="3" w:tentative="1">
+      <w:start w:val="1"/>
+      <w:numFmt w:val="bullet"/>
+      <w:lvlText w:val=""/>
+      <w:lvlJc w:val="left"/>
+      <w:pPr>
+        <w:tabs>
+          <w:tab w:val="num" w:pos="2880"/>
+        </w:tabs>
+        <w:ind w:left="2880" w:hanging="360"/>
+      </w:pPr>
+      <w:rPr>
+        <w:rFonts w:ascii="Wingdings" w:hAnsi="Wingdings" w:hint="default"/>
+        <w:sz w:val="20"/>
+      </w:rPr>
+    </w:lvl>
+    <w:lvl w:ilvl="4" w:tentative="1">
+      <w:start w:val="1"/>
+      <w:numFmt w:val="bullet"/>
+      <w:lvlText w:val=""/>
+      <w:lvlJc w:val="left"/>
+      <w:pPr>
+        <w:tabs>
+          <w:tab w:val="num" w:pos="3600"/>
+        </w:tabs>
+        <w:ind w:left="3600" w:hanging="360"/>
+      </w:pPr>
+      <w:rPr>
+        <w:rFonts w:ascii="Wingdings" w:hAnsi="Wingdings" w:hint="default"/>
+        <w:sz w:val="20"/>
+      </w:rPr>
+    </w:lvl>
+    <w:lvl w:ilvl="5" w:tentative="1">
+      <w:start w:val="1"/>
+      <w:numFmt w:val="bullet"/>
+      <w:lvlText w:val=""/>
+      <w:lvlJc w:val="left"/>
+      <w:pPr>
+        <w:tabs>
+          <w:tab w:val="num" w:pos="4320"/>
+        </w:tabs>
+        <w:ind w:left="4320" w:hanging="360"/>
+      </w:pPr>
+      <w:rPr>
+        <w:rFonts w:ascii="Wingdings" w:hAnsi="Wingdings" w:hint="default"/>
+        <w:sz w:val="20"/>
+      </w:rPr>
+    </w:lvl>
+    <w:lvl w:ilvl="6" w:tentative="1">
+      <w:start w:val="1"/>
+      <w:numFmt w:val="bullet"/>
+      <w:lvlText w:val=""/>
+      <w:lvlJc w:val="left"/>
+      <w:pPr>
+        <w:tabs>
+          <w:tab w:val="num" w:pos="5040"/>
+        </w:tabs>
+        <w:ind w:left="5040" w:hanging="360"/>
+      </w:pPr>
+      <w:rPr>
+        <w:rFonts w:ascii="Wingdings" w:hAnsi="Wingdings" w:hint="default"/>
+        <w:sz w:val="20"/>
+      </w:rPr>
+    </w:lvl>
+    <w:lvl w:ilvl="7" w:tentative="1">
+      <w:start w:val="1"/>
+      <w:numFmt w:val="bullet"/>
+      <w:lvlText w:val=""/>
+      <w:lvlJc w:val="left"/>
+      <w:pPr>
+        <w:tabs>
+          <w:tab w:val="num" w:pos="5760"/>
+        </w:tabs>
+        <w:ind w:left="5760" w:hanging="360"/>
+      </w:pPr>
+      <w:rPr>
+        <w:rFonts w:ascii="Wingdings" w:hAnsi="Wingdings" w:hint="default"/>
+        <w:sz w:val="20"/>
+      </w:rPr>
+    </w:lvl>
+    <w:lvl w:ilvl="8" w:tentative="1">
+      <w:start w:val="1"/>
+      <w:numFmt w:val="bullet"/>
+      <w:lvlText w:val=""/>
+      <w:lvlJc w:val="left"/>
+      <w:pPr>
+        <w:tabs>
+          <w:tab w:val="num" w:pos="6480"/>
+        </w:tabs>
+        <w:ind w:left="6480" w:hanging="360"/>
+      </w:pPr>
+      <w:rPr>
+        <w:rFonts w:ascii="Wingdings" w:hAnsi="Wingdings" w:hint="default"/>
+        <w:sz w:val="20"/>
+      </w:rPr>
+    </w:lvl>
+  </w:abstractNum>
+  <w:abstractNum w:abstractNumId="3" w15:restartNumberingAfterBreak="0">
+    <w:nsid w:val="39CB5997"/>
+    <w:multiLevelType w:val="multilevel"/>
+    <w:tmpl w:val="70946DFA"/>
+    <w:lvl w:ilvl="0">
+      <w:start w:val="1"/>
+      <w:numFmt w:val="bullet"/>
+      <w:lvlText w:val=""/>
+      <w:lvlJc w:val="left"/>
+      <w:pPr>
+        <w:tabs>
+          <w:tab w:val="num" w:pos="720"/>
+        </w:tabs>
+        <w:ind w:left="720" w:hanging="360"/>
+      </w:pPr>
+      <w:rPr>
+        <w:rFonts w:ascii="Symbol" w:hAnsi="Symbol" w:hint="default"/>
+        <w:sz w:val="20"/>
+      </w:rPr>
+    </w:lvl>
+    <w:lvl w:ilvl="1" w:tentative="1">
+      <w:start w:val="1"/>
+      <w:numFmt w:val="bullet"/>
+      <w:lvlText w:val="o"/>
+      <w:lvlJc w:val="left"/>
+      <w:pPr>
+        <w:tabs>
+          <w:tab w:val="num" w:pos="1440"/>
+        </w:tabs>
+        <w:ind w:left="1440" w:hanging="360"/>
+      </w:pPr>
+      <w:rPr>
+        <w:rFonts w:ascii="Courier New" w:hAnsi="Courier New" w:hint="default"/>
+        <w:sz w:val="20"/>
+      </w:rPr>
+    </w:lvl>
+    <w:lvl w:ilvl="2" w:tentative="1">
+      <w:start w:val="1"/>
+      <w:numFmt w:val="bullet"/>
+      <w:lvlText w:val=""/>
+      <w:lvlJc w:val="left"/>
+      <w:pPr>
+        <w:tabs>
+          <w:tab w:val="num" w:pos="2160"/>
+        </w:tabs>
+        <w:ind w:left="2160" w:hanging="360"/>
+      </w:pPr>
+      <w:rPr>
+        <w:rFonts w:ascii="Wingdings" w:hAnsi="Wingdings" w:hint="default"/>
+        <w:sz w:val="20"/>
+      </w:rPr>
+    </w:lvl>
+    <w:lvl w:ilvl="3" w:tentative="1">
+      <w:start w:val="1"/>
+      <w:numFmt w:val="bullet"/>
+      <w:lvlText w:val=""/>
+      <w:lvlJc w:val="left"/>
+      <w:pPr>
+        <w:tabs>
+          <w:tab w:val="num" w:pos="2880"/>
+        </w:tabs>
+        <w:ind w:left="2880" w:hanging="360"/>
+      </w:pPr>
+      <w:rPr>
+        <w:rFonts w:ascii="Wingdings" w:hAnsi="Wingdings" w:hint="default"/>
+        <w:sz w:val="20"/>
+      </w:rPr>
+    </w:lvl>
+    <w:lvl w:ilvl="4" w:tentative="1">
+      <w:start w:val="1"/>
+      <w:numFmt w:val="bullet"/>
+      <w:lvlText w:val=""/>
+      <w:lvlJc w:val="left"/>
+      <w:pPr>
+        <w:tabs>
+          <w:tab w:val="num" w:pos="3600"/>
+        </w:tabs>
+        <w:ind w:left="3600" w:hanging="360"/>
+      </w:pPr>
+      <w:rPr>
+        <w:rFonts w:ascii="Wingdings" w:hAnsi="Wingdings" w:hint="default"/>
+        <w:sz w:val="20"/>
+      </w:rPr>
+    </w:lvl>
+    <w:lvl w:ilvl="5" w:tentative="1">
+      <w:start w:val="1"/>
+      <w:numFmt w:val="bullet"/>
+      <w:lvlText w:val=""/>
+      <w:lvlJc w:val="left"/>
+      <w:pPr>
+        <w:tabs>
+          <w:tab w:val="num" w:pos="4320"/>
+        </w:tabs>
+        <w:ind w:left="4320" w:hanging="360"/>
+      </w:pPr>
+      <w:rPr>
+        <w:rFonts w:ascii="Wingdings" w:hAnsi="Wingdings" w:hint="default"/>
+        <w:sz w:val="20"/>
+      </w:rPr>
+    </w:lvl>
+    <w:lvl w:ilvl="6" w:tentative="1">
+      <w:start w:val="1"/>
+      <w:numFmt w:val="bullet"/>
+      <w:lvlText w:val=""/>
+      <w:lvlJc w:val="left"/>
+      <w:pPr>
+        <w:tabs>
+          <w:tab w:val="num" w:pos="5040"/>
+        </w:tabs>
+        <w:ind w:left="5040" w:hanging="360"/>
+      </w:pPr>
+      <w:rPr>
+        <w:rFonts w:ascii="Wingdings" w:hAnsi="Wingdings" w:hint="default"/>
+        <w:sz w:val="20"/>
+      </w:rPr>
+    </w:lvl>
+    <w:lvl w:ilvl="7" w:tentative="1">
+      <w:start w:val="1"/>
+      <w:numFmt w:val="bullet"/>
+      <w:lvlText w:val=""/>
+      <w:lvlJc w:val="left"/>
+      <w:pPr>
+        <w:tabs>
+          <w:tab w:val="num" w:pos="5760"/>
+        </w:tabs>
+        <w:ind w:left="5760" w:hanging="360"/>
+      </w:pPr>
+      <w:rPr>
+        <w:rFonts w:ascii="Wingdings" w:hAnsi="Wingdings" w:hint="default"/>
+        <w:sz w:val="20"/>
+      </w:rPr>
+    </w:lvl>
+    <w:lvl w:ilvl="8" w:tentative="1">
+      <w:start w:val="1"/>
+      <w:numFmt w:val="bullet"/>
+      <w:lvlText w:val=""/>
+      <w:lvlJc w:val="left"/>
+      <w:pPr>
+        <w:tabs>
+          <w:tab w:val="num" w:pos="6480"/>
+        </w:tabs>
+        <w:ind w:left="6480" w:hanging="360"/>
+      </w:pPr>
+      <w:rPr>
+        <w:rFonts w:ascii="Wingdings" w:hAnsi="Wingdings" w:hint="default"/>
+        <w:sz w:val="20"/>
+      </w:rPr>
+    </w:lvl>
+  </w:abstractNum>
+  <w:abstractNum w:abstractNumId="4" w15:restartNumberingAfterBreak="0">
+    <w:nsid w:val="4A4E4891"/>
+    <w:multiLevelType w:val="multilevel"/>
+    <w:tmpl w:val="5CD24B10"/>
+    <w:lvl w:ilvl="0">
+      <w:start w:val="1"/>
+      <w:numFmt w:val="bullet"/>
+      <w:lvlText w:val=""/>
+      <w:lvlJc w:val="left"/>
+      <w:pPr>
+        <w:tabs>
+          <w:tab w:val="num" w:pos="720"/>
+        </w:tabs>
+        <w:ind w:left="720" w:hanging="360"/>
+      </w:pPr>
+      <w:rPr>
+        <w:rFonts w:ascii="Symbol" w:hAnsi="Symbol" w:hint="default"/>
+        <w:sz w:val="20"/>
+      </w:rPr>
+    </w:lvl>
+    <w:lvl w:ilvl="1" w:tentative="1">
+      <w:start w:val="1"/>
+      <w:numFmt w:val="bullet"/>
+      <w:lvlText w:val="o"/>
+      <w:lvlJc w:val="left"/>
+      <w:pPr>
+        <w:tabs>
+          <w:tab w:val="num" w:pos="1440"/>
+        </w:tabs>
+        <w:ind w:left="1440" w:hanging="360"/>
+      </w:pPr>
+      <w:rPr>
+        <w:rFonts w:ascii="Courier New" w:hAnsi="Courier New" w:hint="default"/>
+        <w:sz w:val="20"/>
+      </w:rPr>
+    </w:lvl>
+    <w:lvl w:ilvl="2" w:tentative="1">
+      <w:start w:val="1"/>
+      <w:numFmt w:val="bullet"/>
+      <w:lvlText w:val=""/>
+      <w:lvlJc w:val="left"/>
+      <w:pPr>
+        <w:tabs>
+          <w:tab w:val="num" w:pos="2160"/>
+        </w:tabs>
+        <w:ind w:left="2160" w:hanging="360"/>
+      </w:pPr>
+      <w:rPr>
+        <w:rFonts w:ascii="Wingdings" w:hAnsi="Wingdings" w:hint="default"/>
+        <w:sz w:val="20"/>
+      </w:rPr>
+    </w:lvl>
+    <w:lvl w:ilvl="3" w:tentative="1">
+      <w:start w:val="1"/>
+      <w:numFmt w:val="bullet"/>
+      <w:lvlText w:val=""/>
+      <w:lvlJc w:val="left"/>
+      <w:pPr>
+        <w:tabs>
+          <w:tab w:val="num" w:pos="2880"/>
+        </w:tabs>
+        <w:ind w:left="2880" w:hanging="360"/>
+      </w:pPr>
+      <w:rPr>
+        <w:rFonts w:ascii="Wingdings" w:hAnsi="Wingdings" w:hint="default"/>
+        <w:sz w:val="20"/>
+      </w:rPr>
+    </w:lvl>
+    <w:lvl w:ilvl="4" w:tentative="1">
+      <w:start w:val="1"/>
+      <w:numFmt w:val="bullet"/>
+      <w:lvlText w:val=""/>
+      <w:lvlJc w:val="left"/>
+      <w:pPr>
+        <w:tabs>
+          <w:tab w:val="num" w:pos="3600"/>
+        </w:tabs>
+        <w:ind w:left="3600" w:hanging="360"/>
+      </w:pPr>
+      <w:rPr>
+        <w:rFonts w:ascii="Wingdings" w:hAnsi="Wingdings" w:hint="default"/>
+        <w:sz w:val="20"/>
+      </w:rPr>
+    </w:lvl>
+    <w:lvl w:ilvl="5" w:tentative="1">
+      <w:start w:val="1"/>
+      <w:numFmt w:val="bullet"/>
+      <w:lvlText w:val=""/>
+      <w:lvlJc w:val="left"/>
+      <w:pPr>
+        <w:tabs>
+          <w:tab w:val="num" w:pos="4320"/>
+        </w:tabs>
+        <w:ind w:left="4320" w:hanging="360"/>
+      </w:pPr>
+      <w:rPr>
+        <w:rFonts w:ascii="Wingdings" w:hAnsi="Wingdings" w:hint="default"/>
+        <w:sz w:val="20"/>
+      </w:rPr>
+    </w:lvl>
+    <w:lvl w:ilvl="6" w:tentative="1">
+      <w:start w:val="1"/>
+      <w:numFmt w:val="bullet"/>
+      <w:lvlText w:val=""/>
+      <w:lvlJc w:val="left"/>
+      <w:pPr>
+        <w:tabs>
+          <w:tab w:val="num" w:pos="5040"/>
+        </w:tabs>
+        <w:ind w:left="5040" w:hanging="360"/>
+      </w:pPr>
+      <w:rPr>
+        <w:rFonts w:ascii="Wingdings" w:hAnsi="Wingdings" w:hint="default"/>
+        <w:sz w:val="20"/>
+      </w:rPr>
+    </w:lvl>
+    <w:lvl w:ilvl="7" w:tentative="1">
+      <w:start w:val="1"/>
+      <w:numFmt w:val="bullet"/>
+      <w:lvlText w:val=""/>
+      <w:lvlJc w:val="left"/>
+      <w:pPr>
+        <w:tabs>
+          <w:tab w:val="num" w:pos="5760"/>
+        </w:tabs>
+        <w:ind w:left="5760" w:hanging="360"/>
+      </w:pPr>
+      <w:rPr>
+        <w:rFonts w:ascii="Wingdings" w:hAnsi="Wingdings" w:hint="default"/>
+        <w:sz w:val="20"/>
+      </w:rPr>
+    </w:lvl>
+    <w:lvl w:ilvl="8" w:tentative="1">
+      <w:start w:val="1"/>
+      <w:numFmt w:val="bullet"/>
+      <w:lvlText w:val=""/>
+      <w:lvlJc w:val="left"/>
+      <w:pPr>
+        <w:tabs>
+          <w:tab w:val="num" w:pos="6480"/>
+        </w:tabs>
+        <w:ind w:left="6480" w:hanging="360"/>
+      </w:pPr>
+      <w:rPr>
+        <w:rFonts w:ascii="Wingdings" w:hAnsi="Wingdings" w:hint="default"/>
+        <w:sz w:val="20"/>
+      </w:rPr>
+    </w:lvl>
+  </w:abstractNum>
+  <w:abstractNum w:abstractNumId="5" w15:restartNumberingAfterBreak="0">
+    <w:nsid w:val="5036696F"/>
+    <w:multiLevelType w:val="multilevel"/>
+    <w:tmpl w:val="0ECE54B4"/>
+    <w:lvl w:ilvl="0">
+      <w:start w:val="1"/>
+      <w:numFmt w:val="bullet"/>
+      <w:lvlText w:val=""/>
+      <w:lvlJc w:val="left"/>
+      <w:pPr>
+        <w:tabs>
+          <w:tab w:val="num" w:pos="720"/>
+        </w:tabs>
+        <w:ind w:left="720" w:hanging="360"/>
+      </w:pPr>
+      <w:rPr>
+        <w:rFonts w:ascii="Symbol" w:hAnsi="Symbol" w:hint="default"/>
+        <w:sz w:val="20"/>
+      </w:rPr>
+    </w:lvl>
+    <w:lvl w:ilvl="1" w:tentative="1">
+      <w:start w:val="1"/>
+      <w:numFmt w:val="bullet"/>
+      <w:lvlText w:val="o"/>
+      <w:lvlJc w:val="left"/>
+      <w:pPr>
+        <w:tabs>
+          <w:tab w:val="num" w:pos="1440"/>
+        </w:tabs>
+        <w:ind w:left="1440" w:hanging="360"/>
+      </w:pPr>
+      <w:rPr>
+        <w:rFonts w:ascii="Courier New" w:hAnsi="Courier New" w:hint="default"/>
+        <w:sz w:val="20"/>
+      </w:rPr>
+    </w:lvl>
+    <w:lvl w:ilvl="2" w:tentative="1">
+      <w:start w:val="1"/>
+      <w:numFmt w:val="bullet"/>
+      <w:lvlText w:val=""/>
+      <w:lvlJc w:val="left"/>
+      <w:pPr>
+        <w:tabs>
+          <w:tab w:val="num" w:pos="2160"/>
+        </w:tabs>
+        <w:ind w:left="2160" w:hanging="360"/>
+      </w:pPr>
+      <w:rPr>
+        <w:rFonts w:ascii="Wingdings" w:hAnsi="Wingdings" w:hint="default"/>
+        <w:sz w:val="20"/>
+      </w:rPr>
+    </w:lvl>
+    <w:lvl w:ilvl="3" w:tentative="1">
+      <w:start w:val="1"/>
+      <w:numFmt w:val="bullet"/>
+      <w:lvlText w:val=""/>
+      <w:lvlJc w:val="left"/>
+      <w:pPr>
+        <w:tabs>
+          <w:tab w:val="num" w:pos="2880"/>
+        </w:tabs>
+        <w:ind w:left="2880" w:hanging="360"/>
+      </w:pPr>
+      <w:rPr>
+        <w:rFonts w:ascii="Wingdings" w:hAnsi="Wingdings" w:hint="default"/>
+        <w:sz w:val="20"/>
+      </w:rPr>
+    </w:lvl>
+    <w:lvl w:ilvl="4" w:tentative="1">
+      <w:start w:val="1"/>
+      <w:numFmt w:val="bullet"/>
+      <w:lvlText w:val=""/>
+      <w:lvlJc w:val="left"/>
+      <w:pPr>
+        <w:tabs>
+          <w:tab w:val="num" w:pos="3600"/>
+        </w:tabs>
+        <w:ind w:left="3600" w:hanging="360"/>
+      </w:pPr>
+      <w:rPr>
+        <w:rFonts w:ascii="Wingdings" w:hAnsi="Wingdings" w:hint="default"/>
+        <w:sz w:val="20"/>
+      </w:rPr>
+    </w:lvl>
+    <w:lvl w:ilvl="5" w:tentative="1">
+      <w:start w:val="1"/>
+      <w:numFmt w:val="bullet"/>
+      <w:lvlText w:val=""/>
+      <w:lvlJc w:val="left"/>
+      <w:pPr>
+        <w:tabs>
+          <w:tab w:val="num" w:pos="4320"/>
+        </w:tabs>
+        <w:ind w:left="4320" w:hanging="360"/>
+      </w:pPr>
+      <w:rPr>
+        <w:rFonts w:ascii="Wingdings" w:hAnsi="Wingdings" w:hint="default"/>
+        <w:sz w:val="20"/>
+      </w:rPr>
+    </w:lvl>
+    <w:lvl w:ilvl="6" w:tentative="1">
+      <w:start w:val="1"/>
+      <w:numFmt w:val="bullet"/>
+      <w:lvlText w:val=""/>
+      <w:lvlJc w:val="left"/>
+      <w:pPr>
+        <w:tabs>
+          <w:tab w:val="num" w:pos="5040"/>
+        </w:tabs>
+        <w:ind w:left="5040" w:hanging="360"/>
+      </w:pPr>
+      <w:rPr>
+        <w:rFonts w:ascii="Wingdings" w:hAnsi="Wingdings" w:hint="default"/>
+        <w:sz w:val="20"/>
+      </w:rPr>
+    </w:lvl>
+    <w:lvl w:ilvl="7" w:tentative="1">
+      <w:start w:val="1"/>
+      <w:numFmt w:val="bullet"/>
+      <w:lvlText w:val=""/>
+      <w:lvlJc w:val="left"/>
+      <w:pPr>
+        <w:tabs>
+          <w:tab w:val="num" w:pos="5760"/>
+        </w:tabs>
+        <w:ind w:left="5760" w:hanging="360"/>
+      </w:pPr>
+      <w:rPr>
+        <w:rFonts w:ascii="Wingdings" w:hAnsi="Wingdings" w:hint="default"/>
+        <w:sz w:val="20"/>
+      </w:rPr>
+    </w:lvl>
+    <w:lvl w:ilvl="8" w:tentative="1">
+      <w:start w:val="1"/>
+      <w:numFmt w:val="bullet"/>
+      <w:lvlText w:val=""/>
+      <w:lvlJc w:val="left"/>
+      <w:pPr>
+        <w:tabs>
+          <w:tab w:val="num" w:pos="6480"/>
+        </w:tabs>
+        <w:ind w:left="6480" w:hanging="360"/>
+      </w:pPr>
+      <w:rPr>
+        <w:rFonts w:ascii="Wingdings" w:hAnsi="Wingdings" w:hint="default"/>
+        <w:sz w:val="20"/>
+      </w:rPr>
+    </w:lvl>
+  </w:abstractNum>
+  <w:abstractNum w:abstractNumId="6" w15:restartNumberingAfterBreak="0">
     <w:nsid w:val="50BB4FE0"/>
     <w:multiLevelType w:val="multilevel"/>
     <w:tmpl w:val="2F2E573C"/>
@@ -625,8 +2217,450 @@
       </w:rPr>
     </w:lvl>
   </w:abstractNum>
+  <w:abstractNum w:abstractNumId="7" w15:restartNumberingAfterBreak="0">
+    <w:nsid w:val="5C4477CD"/>
+    <w:multiLevelType w:val="multilevel"/>
+    <w:tmpl w:val="A016DB4E"/>
+    <w:lvl w:ilvl="0">
+      <w:start w:val="1"/>
+      <w:numFmt w:val="decimal"/>
+      <w:lvlText w:val="%1."/>
+      <w:lvlJc w:val="left"/>
+      <w:pPr>
+        <w:tabs>
+          <w:tab w:val="num" w:pos="720"/>
+        </w:tabs>
+        <w:ind w:left="720" w:hanging="360"/>
+      </w:pPr>
+    </w:lvl>
+    <w:lvl w:ilvl="1">
+      <w:start w:val="1"/>
+      <w:numFmt w:val="bullet"/>
+      <w:lvlText w:val="o"/>
+      <w:lvlJc w:val="left"/>
+      <w:pPr>
+        <w:tabs>
+          <w:tab w:val="num" w:pos="1440"/>
+        </w:tabs>
+        <w:ind w:left="1440" w:hanging="360"/>
+      </w:pPr>
+      <w:rPr>
+        <w:rFonts w:ascii="Courier New" w:hAnsi="Courier New" w:hint="default"/>
+        <w:sz w:val="20"/>
+      </w:rPr>
+    </w:lvl>
+    <w:lvl w:ilvl="2" w:tentative="1">
+      <w:start w:val="1"/>
+      <w:numFmt w:val="decimal"/>
+      <w:lvlText w:val="%3."/>
+      <w:lvlJc w:val="left"/>
+      <w:pPr>
+        <w:tabs>
+          <w:tab w:val="num" w:pos="2160"/>
+        </w:tabs>
+        <w:ind w:left="2160" w:hanging="360"/>
+      </w:pPr>
+    </w:lvl>
+    <w:lvl w:ilvl="3" w:tentative="1">
+      <w:start w:val="1"/>
+      <w:numFmt w:val="decimal"/>
+      <w:lvlText w:val="%4."/>
+      <w:lvlJc w:val="left"/>
+      <w:pPr>
+        <w:tabs>
+          <w:tab w:val="num" w:pos="2880"/>
+        </w:tabs>
+        <w:ind w:left="2880" w:hanging="360"/>
+      </w:pPr>
+    </w:lvl>
+    <w:lvl w:ilvl="4" w:tentative="1">
+      <w:start w:val="1"/>
+      <w:numFmt w:val="decimal"/>
+      <w:lvlText w:val="%5."/>
+      <w:lvlJc w:val="left"/>
+      <w:pPr>
+        <w:tabs>
+          <w:tab w:val="num" w:pos="3600"/>
+        </w:tabs>
+        <w:ind w:left="3600" w:hanging="360"/>
+      </w:pPr>
+    </w:lvl>
+    <w:lvl w:ilvl="5" w:tentative="1">
+      <w:start w:val="1"/>
+      <w:numFmt w:val="decimal"/>
+      <w:lvlText w:val="%6."/>
+      <w:lvlJc w:val="left"/>
+      <w:pPr>
+        <w:tabs>
+          <w:tab w:val="num" w:pos="4320"/>
+        </w:tabs>
+        <w:ind w:left="4320" w:hanging="360"/>
+      </w:pPr>
+    </w:lvl>
+    <w:lvl w:ilvl="6" w:tentative="1">
+      <w:start w:val="1"/>
+      <w:numFmt w:val="decimal"/>
+      <w:lvlText w:val="%7."/>
+      <w:lvlJc w:val="left"/>
+      <w:pPr>
+        <w:tabs>
+          <w:tab w:val="num" w:pos="5040"/>
+        </w:tabs>
+        <w:ind w:left="5040" w:hanging="360"/>
+      </w:pPr>
+    </w:lvl>
+    <w:lvl w:ilvl="7" w:tentative="1">
+      <w:start w:val="1"/>
+      <w:numFmt w:val="decimal"/>
+      <w:lvlText w:val="%8."/>
+      <w:lvlJc w:val="left"/>
+      <w:pPr>
+        <w:tabs>
+          <w:tab w:val="num" w:pos="5760"/>
+        </w:tabs>
+        <w:ind w:left="5760" w:hanging="360"/>
+      </w:pPr>
+    </w:lvl>
+    <w:lvl w:ilvl="8" w:tentative="1">
+      <w:start w:val="1"/>
+      <w:numFmt w:val="decimal"/>
+      <w:lvlText w:val="%9."/>
+      <w:lvlJc w:val="left"/>
+      <w:pPr>
+        <w:tabs>
+          <w:tab w:val="num" w:pos="6480"/>
+        </w:tabs>
+        <w:ind w:left="6480" w:hanging="360"/>
+      </w:pPr>
+    </w:lvl>
+  </w:abstractNum>
+  <w:abstractNum w:abstractNumId="8" w15:restartNumberingAfterBreak="0">
+    <w:nsid w:val="72C23F8D"/>
+    <w:multiLevelType w:val="multilevel"/>
+    <w:tmpl w:val="71D20154"/>
+    <w:lvl w:ilvl="0">
+      <w:start w:val="1"/>
+      <w:numFmt w:val="bullet"/>
+      <w:lvlText w:val=""/>
+      <w:lvlJc w:val="left"/>
+      <w:pPr>
+        <w:tabs>
+          <w:tab w:val="num" w:pos="720"/>
+        </w:tabs>
+        <w:ind w:left="720" w:hanging="360"/>
+      </w:pPr>
+      <w:rPr>
+        <w:rFonts w:ascii="Symbol" w:hAnsi="Symbol" w:hint="default"/>
+        <w:sz w:val="20"/>
+      </w:rPr>
+    </w:lvl>
+    <w:lvl w:ilvl="1" w:tentative="1">
+      <w:start w:val="1"/>
+      <w:numFmt w:val="bullet"/>
+      <w:lvlText w:val="o"/>
+      <w:lvlJc w:val="left"/>
+      <w:pPr>
+        <w:tabs>
+          <w:tab w:val="num" w:pos="1440"/>
+        </w:tabs>
+        <w:ind w:left="1440" w:hanging="360"/>
+      </w:pPr>
+      <w:rPr>
+        <w:rFonts w:ascii="Courier New" w:hAnsi="Courier New" w:hint="default"/>
+        <w:sz w:val="20"/>
+      </w:rPr>
+    </w:lvl>
+    <w:lvl w:ilvl="2" w:tentative="1">
+      <w:start w:val="1"/>
+      <w:numFmt w:val="bullet"/>
+      <w:lvlText w:val=""/>
+      <w:lvlJc w:val="left"/>
+      <w:pPr>
+        <w:tabs>
+          <w:tab w:val="num" w:pos="2160"/>
+        </w:tabs>
+        <w:ind w:left="2160" w:hanging="360"/>
+      </w:pPr>
+      <w:rPr>
+        <w:rFonts w:ascii="Wingdings" w:hAnsi="Wingdings" w:hint="default"/>
+        <w:sz w:val="20"/>
+      </w:rPr>
+    </w:lvl>
+    <w:lvl w:ilvl="3" w:tentative="1">
+      <w:start w:val="1"/>
+      <w:numFmt w:val="bullet"/>
+      <w:lvlText w:val=""/>
+      <w:lvlJc w:val="left"/>
+      <w:pPr>
+        <w:tabs>
+          <w:tab w:val="num" w:pos="2880"/>
+        </w:tabs>
+        <w:ind w:left="2880" w:hanging="360"/>
+      </w:pPr>
+      <w:rPr>
+        <w:rFonts w:ascii="Wingdings" w:hAnsi="Wingdings" w:hint="default"/>
+        <w:sz w:val="20"/>
+      </w:rPr>
+    </w:lvl>
+    <w:lvl w:ilvl="4" w:tentative="1">
+      <w:start w:val="1"/>
+      <w:numFmt w:val="bullet"/>
+      <w:lvlText w:val=""/>
+      <w:lvlJc w:val="left"/>
+      <w:pPr>
+        <w:tabs>
+          <w:tab w:val="num" w:pos="3600"/>
+        </w:tabs>
+        <w:ind w:left="3600" w:hanging="360"/>
+      </w:pPr>
+      <w:rPr>
+        <w:rFonts w:ascii="Wingdings" w:hAnsi="Wingdings" w:hint="default"/>
+        <w:sz w:val="20"/>
+      </w:rPr>
+    </w:lvl>
+    <w:lvl w:ilvl="5" w:tentative="1">
+      <w:start w:val="1"/>
+      <w:numFmt w:val="bullet"/>
+      <w:lvlText w:val=""/>
+      <w:lvlJc w:val="left"/>
+      <w:pPr>
+        <w:tabs>
+          <w:tab w:val="num" w:pos="4320"/>
+        </w:tabs>
+        <w:ind w:left="4320" w:hanging="360"/>
+      </w:pPr>
+      <w:rPr>
+        <w:rFonts w:ascii="Wingdings" w:hAnsi="Wingdings" w:hint="default"/>
+        <w:sz w:val="20"/>
+      </w:rPr>
+    </w:lvl>
+    <w:lvl w:ilvl="6" w:tentative="1">
+      <w:start w:val="1"/>
+      <w:numFmt w:val="bullet"/>
+      <w:lvlText w:val=""/>
+      <w:lvlJc w:val="left"/>
+      <w:pPr>
+        <w:tabs>
+          <w:tab w:val="num" w:pos="5040"/>
+        </w:tabs>
+        <w:ind w:left="5040" w:hanging="360"/>
+      </w:pPr>
+      <w:rPr>
+        <w:rFonts w:ascii="Wingdings" w:hAnsi="Wingdings" w:hint="default"/>
+        <w:sz w:val="20"/>
+      </w:rPr>
+    </w:lvl>
+    <w:lvl w:ilvl="7" w:tentative="1">
+      <w:start w:val="1"/>
+      <w:numFmt w:val="bullet"/>
+      <w:lvlText w:val=""/>
+      <w:lvlJc w:val="left"/>
+      <w:pPr>
+        <w:tabs>
+          <w:tab w:val="num" w:pos="5760"/>
+        </w:tabs>
+        <w:ind w:left="5760" w:hanging="360"/>
+      </w:pPr>
+      <w:rPr>
+        <w:rFonts w:ascii="Wingdings" w:hAnsi="Wingdings" w:hint="default"/>
+        <w:sz w:val="20"/>
+      </w:rPr>
+    </w:lvl>
+    <w:lvl w:ilvl="8" w:tentative="1">
+      <w:start w:val="1"/>
+      <w:numFmt w:val="bullet"/>
+      <w:lvlText w:val=""/>
+      <w:lvlJc w:val="left"/>
+      <w:pPr>
+        <w:tabs>
+          <w:tab w:val="num" w:pos="6480"/>
+        </w:tabs>
+        <w:ind w:left="6480" w:hanging="360"/>
+      </w:pPr>
+      <w:rPr>
+        <w:rFonts w:ascii="Wingdings" w:hAnsi="Wingdings" w:hint="default"/>
+        <w:sz w:val="20"/>
+      </w:rPr>
+    </w:lvl>
+  </w:abstractNum>
+  <w:abstractNum w:abstractNumId="9" w15:restartNumberingAfterBreak="0">
+    <w:nsid w:val="7AE157A6"/>
+    <w:multiLevelType w:val="multilevel"/>
+    <w:tmpl w:val="956603D2"/>
+    <w:lvl w:ilvl="0">
+      <w:start w:val="1"/>
+      <w:numFmt w:val="bullet"/>
+      <w:lvlText w:val=""/>
+      <w:lvlJc w:val="left"/>
+      <w:pPr>
+        <w:tabs>
+          <w:tab w:val="num" w:pos="720"/>
+        </w:tabs>
+        <w:ind w:left="720" w:hanging="360"/>
+      </w:pPr>
+      <w:rPr>
+        <w:rFonts w:ascii="Symbol" w:hAnsi="Symbol" w:hint="default"/>
+        <w:sz w:val="20"/>
+      </w:rPr>
+    </w:lvl>
+    <w:lvl w:ilvl="1" w:tentative="1">
+      <w:start w:val="1"/>
+      <w:numFmt w:val="bullet"/>
+      <w:lvlText w:val="o"/>
+      <w:lvlJc w:val="left"/>
+      <w:pPr>
+        <w:tabs>
+          <w:tab w:val="num" w:pos="1440"/>
+        </w:tabs>
+        <w:ind w:left="1440" w:hanging="360"/>
+      </w:pPr>
+      <w:rPr>
+        <w:rFonts w:ascii="Courier New" w:hAnsi="Courier New" w:hint="default"/>
+        <w:sz w:val="20"/>
+      </w:rPr>
+    </w:lvl>
+    <w:lvl w:ilvl="2" w:tentative="1">
+      <w:start w:val="1"/>
+      <w:numFmt w:val="bullet"/>
+      <w:lvlText w:val=""/>
+      <w:lvlJc w:val="left"/>
+      <w:pPr>
+        <w:tabs>
+          <w:tab w:val="num" w:pos="2160"/>
+        </w:tabs>
+        <w:ind w:left="2160" w:hanging="360"/>
+      </w:pPr>
+      <w:rPr>
+        <w:rFonts w:ascii="Wingdings" w:hAnsi="Wingdings" w:hint="default"/>
+        <w:sz w:val="20"/>
+      </w:rPr>
+    </w:lvl>
+    <w:lvl w:ilvl="3" w:tentative="1">
+      <w:start w:val="1"/>
+      <w:numFmt w:val="bullet"/>
+      <w:lvlText w:val=""/>
+      <w:lvlJc w:val="left"/>
+      <w:pPr>
+        <w:tabs>
+          <w:tab w:val="num" w:pos="2880"/>
+        </w:tabs>
+        <w:ind w:left="2880" w:hanging="360"/>
+      </w:pPr>
+      <w:rPr>
+        <w:rFonts w:ascii="Wingdings" w:hAnsi="Wingdings" w:hint="default"/>
+        <w:sz w:val="20"/>
+      </w:rPr>
+    </w:lvl>
+    <w:lvl w:ilvl="4" w:tentative="1">
+      <w:start w:val="1"/>
+      <w:numFmt w:val="bullet"/>
+      <w:lvlText w:val=""/>
+      <w:lvlJc w:val="left"/>
+      <w:pPr>
+        <w:tabs>
+          <w:tab w:val="num" w:pos="3600"/>
+        </w:tabs>
+        <w:ind w:left="3600" w:hanging="360"/>
+      </w:pPr>
+      <w:rPr>
+        <w:rFonts w:ascii="Wingdings" w:hAnsi="Wingdings" w:hint="default"/>
+        <w:sz w:val="20"/>
+      </w:rPr>
+    </w:lvl>
+    <w:lvl w:ilvl="5" w:tentative="1">
+      <w:start w:val="1"/>
+      <w:numFmt w:val="bullet"/>
+      <w:lvlText w:val=""/>
+      <w:lvlJc w:val="left"/>
+      <w:pPr>
+        <w:tabs>
+          <w:tab w:val="num" w:pos="4320"/>
+        </w:tabs>
+        <w:ind w:left="4320" w:hanging="360"/>
+      </w:pPr>
+      <w:rPr>
+        <w:rFonts w:ascii="Wingdings" w:hAnsi="Wingdings" w:hint="default"/>
+        <w:sz w:val="20"/>
+      </w:rPr>
+    </w:lvl>
+    <w:lvl w:ilvl="6" w:tentative="1">
+      <w:start w:val="1"/>
+      <w:numFmt w:val="bullet"/>
+      <w:lvlText w:val=""/>
+      <w:lvlJc w:val="left"/>
+      <w:pPr>
+        <w:tabs>
+          <w:tab w:val="num" w:pos="5040"/>
+        </w:tabs>
+        <w:ind w:left="5040" w:hanging="360"/>
+      </w:pPr>
+      <w:rPr>
+        <w:rFonts w:ascii="Wingdings" w:hAnsi="Wingdings" w:hint="default"/>
+        <w:sz w:val="20"/>
+      </w:rPr>
+    </w:lvl>
+    <w:lvl w:ilvl="7" w:tentative="1">
+      <w:start w:val="1"/>
+      <w:numFmt w:val="bullet"/>
+      <w:lvlText w:val=""/>
+      <w:lvlJc w:val="left"/>
+      <w:pPr>
+        <w:tabs>
+          <w:tab w:val="num" w:pos="5760"/>
+        </w:tabs>
+        <w:ind w:left="5760" w:hanging="360"/>
+      </w:pPr>
+      <w:rPr>
+        <w:rFonts w:ascii="Wingdings" w:hAnsi="Wingdings" w:hint="default"/>
+        <w:sz w:val="20"/>
+      </w:rPr>
+    </w:lvl>
+    <w:lvl w:ilvl="8" w:tentative="1">
+      <w:start w:val="1"/>
+      <w:numFmt w:val="bullet"/>
+      <w:lvlText w:val=""/>
+      <w:lvlJc w:val="left"/>
+      <w:pPr>
+        <w:tabs>
+          <w:tab w:val="num" w:pos="6480"/>
+        </w:tabs>
+        <w:ind w:left="6480" w:hanging="360"/>
+      </w:pPr>
+      <w:rPr>
+        <w:rFonts w:ascii="Wingdings" w:hAnsi="Wingdings" w:hint="default"/>
+        <w:sz w:val="20"/>
+      </w:rPr>
+    </w:lvl>
+  </w:abstractNum>
   <w:num w:numId="1" w16cid:durableId="276914932">
+    <w:abstractNumId w:val="6"/>
+  </w:num>
+  <w:num w:numId="2" w16cid:durableId="1370688945">
     <w:abstractNumId w:val="0"/>
+  </w:num>
+  <w:num w:numId="3" w16cid:durableId="884683440">
+    <w:abstractNumId w:val="8"/>
+  </w:num>
+  <w:num w:numId="4" w16cid:durableId="51395562">
+    <w:abstractNumId w:val="4"/>
+  </w:num>
+  <w:num w:numId="5" w16cid:durableId="1804040413">
+    <w:abstractNumId w:val="5"/>
+  </w:num>
+  <w:num w:numId="6" w16cid:durableId="1677422289">
+    <w:abstractNumId w:val="9"/>
+  </w:num>
+  <w:num w:numId="7" w16cid:durableId="1170875397">
+    <w:abstractNumId w:val="2"/>
+  </w:num>
+  <w:num w:numId="8" w16cid:durableId="359475263">
+    <w:abstractNumId w:val="1"/>
+  </w:num>
+  <w:num w:numId="9" w16cid:durableId="1375499891">
+    <w:abstractNumId w:val="3"/>
+  </w:num>
+  <w:num w:numId="10" w16cid:durableId="1842239967">
+    <w:abstractNumId w:val="7"/>
   </w:num>
 </w:numbering>
 </file>
@@ -1031,6 +3065,7 @@
   <w:style w:type="paragraph" w:default="1" w:styleId="Normal">
     <w:name w:val="Normal"/>
     <w:qFormat/>
+    <w:rsid w:val="000311F7"/>
     <w:rPr>
       <w:noProof/>
     </w:rPr>
